--- a/pr-preview/pr-146/variance-covariance-tracked-changes.docx
+++ b/pr-preview/pr-146/variance-covariance-tracked-changes.docx
@@ -26,7 +26,7 @@
       </w:pPr>
       <w:ins w:id="2" w:author="PR Preview" w:date="2026-01-01T00:00:00Z">
         <w:r>
-          <w:t xml:space="preserve">Last modified: 2026-10-14 13:40:13 (PDT)</w:t>
+          <w:t xml:space="preserve">Last modified: 2026-10-14 13:51:54 (PDT)</w:t>
         </w:r>
       </w:ins>
     </w:p>

--- a/pr-preview/pr-146/variance-covariance-tracked-changes.docx
+++ b/pr-preview/pr-146/variance-covariance-tracked-changes.docx
@@ -16,7 +16,7 @@
       </w:pPr>
       <w:del w:id="1" w:author="PR Preview" w:date="2026-01-01T00:00:00Z">
         <w:r>
-          <w:delText xml:space="preserve">Last modified: 2026-10-14 11:38:02 (PDT)</w:delText>
+          <w:delText xml:space="preserve">Last modified: 2026-10-15 02:18:13 (PDT)</w:delText>
         </w:r>
       </w:del>
     </w:p>
@@ -26,11 +26,11 @@
       </w:pPr>
       <w:ins w:id="2" w:author="PR Preview" w:date="2026-01-01T00:00:00Z">
         <w:r>
-          <w:t xml:space="preserve">Last modified: 2026-10-14 13:51:54 (PDT)</w:t>
+          <w:t xml:space="preserve">Last modified: 2026-10-15 02:24:15 (PDT)</w:t>
         </w:r>
       </w:ins>
     </w:p>
-    <w:bookmarkStart w:id="26" w:name="sec-deviation"/>
+    <w:bookmarkStart w:id="27" w:name="sec-deviation"/>
     <w:p>
       <w:pPr>
         <w:pStyle w:val="Heading2"/>
@@ -1309,7 +1309,7 @@
       </m:oMathPara>
     </w:p>
     <w:bookmarkEnd w:id="20"/>
-    <w:bookmarkStart w:id="25" w:name="sec-noise-model"/>
+    <w:bookmarkStart w:id="26" w:name="sec-noise-model"/>
     <w:p>
       <w:pPr>
         <w:pStyle w:val="Heading3"/>
@@ -1864,7 +1864,7 @@
         <w:pStyle w:val="BodyText"/>
       </w:pPr>
       <w:r>
-        <w:t xml:space="preserve">Show that</w:t>
+        <w:t xml:space="preserve">Find</w:t>
       </w:r>
       <w:r>
         <w:t xml:space="preserve"> </w:t>
@@ -1900,12 +1900,17 @@
           </m:rPr>
           <m:t>]</m:t>
         </m:r>
-        <m:r>
-          <m:rPr>
-            <m:sty m:val="p"/>
-          </m:rPr>
-          <m:t>=</m:t>
-        </m:r>
+      </m:oMath>
+      <w:r>
+        <w:t xml:space="preserve"> </w:t>
+      </w:r>
+      <w:r>
+        <w:t xml:space="preserve">in terms of</w:t>
+      </w:r>
+      <w:r>
+        <w:t xml:space="preserve"> </w:t>
+      </w:r>
+      <m:oMath>
         <m:sSup>
           <m:e>
             <m:r>
@@ -1950,7 +1955,7 @@
           <w:rPr>
             <w:rStyle w:val="Hyperlink"/>
           </w:rPr>
-          <w:t xml:space="preserve">Theorem 2</w:t>
+          <w:t xml:space="preserve">Theorem 3</w:t>
         </w:r>
       </w:hyperlink>
       <w:r>
@@ -2402,9 +2407,305 @@
       </w:r>
     </w:p>
     <w:bookmarkEnd w:id="24"/>
+    <w:bookmarkStart w:id="25" w:name="thm-noise-second-moment"/>
+    <w:p>
+      <w:pPr>
+        <w:pStyle w:val="BodyText"/>
+      </w:pPr>
+      <w:r>
+        <w:rPr>
+          <w:b/>
+          <w:bCs/>
+        </w:rPr>
+        <w:t xml:space="preserve">Theorem 1 (The second moment of mean-zero noise)</w:t>
+      </w:r>
+      <w:r>
+        <w:t xml:space="preserve"> </w:t>
+      </w:r>
+      <w:r>
+        <w:t xml:space="preserve">Let</w:t>
+      </w:r>
+      <w:r>
+        <w:t xml:space="preserve"> </w:t>
+      </w:r>
+      <m:oMath>
+        <m:r>
+          <m:t>ε</m:t>
+        </m:r>
+      </m:oMath>
+      <w:r>
+        <w:t xml:space="preserve"> </w:t>
+      </w:r>
+      <w:r>
+        <w:t xml:space="preserve">be a random variable with</w:t>
+      </w:r>
+      <w:r>
+        <w:t xml:space="preserve"> </w:t>
+      </w:r>
+      <m:oMath>
+        <m:r>
+          <m:rPr>
+            <m:sty m:val="p"/>
+          </m:rPr>
+          <m:t>E</m:t>
+        </m:r>
+        <m:r>
+          <m:rPr>
+            <m:sty m:val="p"/>
+          </m:rPr>
+          <m:t>[</m:t>
+        </m:r>
+        <m:r>
+          <m:t>ε</m:t>
+        </m:r>
+        <m:r>
+          <m:rPr>
+            <m:sty m:val="p"/>
+          </m:rPr>
+          <m:t>]</m:t>
+        </m:r>
+        <m:r>
+          <m:rPr>
+            <m:sty m:val="p"/>
+          </m:rPr>
+          <m:t>=</m:t>
+        </m:r>
+        <m:r>
+          <m:t>0</m:t>
+        </m:r>
+      </m:oMath>
+      <w:r>
+        <w:t xml:space="preserve"> </w:t>
+      </w:r>
+      <w:r>
+        <w:t xml:space="preserve">and</w:t>
+      </w:r>
+      <w:r>
+        <w:t xml:space="preserve"> </w:t>
+      </w:r>
+      <m:oMath>
+        <m:r>
+          <m:rPr>
+            <m:sty m:val="p"/>
+          </m:rPr>
+          <m:t>Var</m:t>
+        </m:r>
+        <m:r>
+          <m:t>​</m:t>
+        </m:r>
+        <m:d>
+          <m:dPr>
+            <m:begChr m:val="("/>
+            <m:sepChr m:val=""/>
+            <m:endChr m:val=")"/>
+            <m:grow/>
+          </m:dPr>
+          <m:e>
+            <m:r>
+              <m:t>ε</m:t>
+            </m:r>
+          </m:e>
+        </m:d>
+        <m:r>
+          <m:t>​</m:t>
+        </m:r>
+        <m:r>
+          <m:rPr>
+            <m:sty m:val="p"/>
+          </m:rPr>
+          <m:t>=</m:t>
+        </m:r>
+        <m:sSup>
+          <m:e>
+            <m:r>
+              <m:t>σ</m:t>
+            </m:r>
+          </m:e>
+          <m:sup>
+            <m:r>
+              <m:t>2</m:t>
+            </m:r>
+          </m:sup>
+        </m:sSup>
+      </m:oMath>
+      <w:r>
+        <w:t xml:space="preserve">.</w:t>
+      </w:r>
+      <w:r>
+        <w:t xml:space="preserve"> </w:t>
+      </w:r>
+      <w:r>
+        <w:t xml:space="preserve">Then</w:t>
+      </w:r>
+    </w:p>
+    <w:p>
+      <w:pPr>
+        <w:pStyle w:val="BodyText"/>
+      </w:pPr>
+      <m:oMathPara>
+        <m:oMathParaPr>
+          <m:jc m:val="center"/>
+        </m:oMathParaPr>
+        <m:oMath>
+          <m:r>
+            <m:rPr>
+              <m:sty m:val="p"/>
+            </m:rPr>
+            <m:t>E</m:t>
+          </m:r>
+          <m:r>
+            <m:rPr>
+              <m:sty m:val="p"/>
+            </m:rPr>
+            <m:t>[</m:t>
+          </m:r>
+          <m:sSup>
+            <m:e>
+              <m:r>
+                <m:t>ε</m:t>
+              </m:r>
+            </m:e>
+            <m:sup>
+              <m:r>
+                <m:t>2</m:t>
+              </m:r>
+            </m:sup>
+          </m:sSup>
+          <m:r>
+            <m:rPr>
+              <m:sty m:val="p"/>
+            </m:rPr>
+            <m:t>]</m:t>
+          </m:r>
+          <m:r>
+            <m:rPr>
+              <m:sty m:val="p"/>
+            </m:rPr>
+            <m:t>=</m:t>
+          </m:r>
+          <m:sSup>
+            <m:e>
+              <m:r>
+                <m:t>σ</m:t>
+              </m:r>
+            </m:e>
+            <m:sup>
+              <m:r>
+                <m:t>2</m:t>
+              </m:r>
+            </m:sup>
+          </m:sSup>
+        </m:oMath>
+      </m:oMathPara>
+    </w:p>
     <w:bookmarkEnd w:id="25"/>
+    <w:p>
+      <w:pPr>
+        <w:pStyle w:val="FirstParagraph"/>
+      </w:pPr>
+      <w:r>
+        <w:rPr>
+          <w:i/>
+          <w:iCs/>
+        </w:rPr>
+        <w:t xml:space="preserve">Proof</w:t>
+      </w:r>
+      <w:r>
+        <w:t xml:space="preserve">. </w:t>
+      </w:r>
+      <w:r>
+        <w:t xml:space="preserve">This is the solution to</w:t>
+      </w:r>
+      <w:r>
+        <w:t xml:space="preserve"> </w:t>
+      </w:r>
+      <w:hyperlink w:anchor="exr-noise-second-moment">
+        <w:r>
+          <w:rPr>
+            <w:rStyle w:val="Hyperlink"/>
+          </w:rPr>
+          <w:t xml:space="preserve">Exercise 1</w:t>
+        </w:r>
+      </w:hyperlink>
+      <w:r>
+        <w:t xml:space="preserve">, worked in</w:t>
+      </w:r>
+      <w:r>
+        <w:t xml:space="preserve"> </w:t>
+      </w:r>
+      <w:hyperlink w:anchor="sol-noise-second-moment">
+        <w:r>
+          <w:rPr>
+            <w:rStyle w:val="Hyperlink"/>
+          </w:rPr>
+          <w:t xml:space="preserve">Solution 1</w:t>
+        </w:r>
+      </w:hyperlink>
+      <w:r>
+        <w:t xml:space="preserve">.</w:t>
+      </w:r>
+      <w:r>
+        <w:t xml:space="preserve"> </w:t>
+      </w:r>
+      <w:r>
+        <w:t xml:space="preserve">It rearranges</w:t>
+      </w:r>
+      <w:r>
+        <w:t xml:space="preserve"> </w:t>
+      </w:r>
+      <w:hyperlink w:anchor="thm-variance">
+        <w:r>
+          <w:rPr>
+            <w:rStyle w:val="Hyperlink"/>
+          </w:rPr>
+          <w:t xml:space="preserve">Theorem 3</w:t>
+        </w:r>
+      </w:hyperlink>
+      <w:r>
+        <w:t xml:space="preserve">, using</w:t>
+      </w:r>
+      <w:r>
+        <w:t xml:space="preserve"> </w:t>
+      </w:r>
+      <m:oMath>
+        <m:r>
+          <m:rPr>
+            <m:sty m:val="p"/>
+          </m:rPr>
+          <m:t>E</m:t>
+        </m:r>
+        <m:r>
+          <m:rPr>
+            <m:sty m:val="p"/>
+          </m:rPr>
+          <m:t>[</m:t>
+        </m:r>
+        <m:r>
+          <m:t>ε</m:t>
+        </m:r>
+        <m:r>
+          <m:rPr>
+            <m:sty m:val="p"/>
+          </m:rPr>
+          <m:t>]</m:t>
+        </m:r>
+        <m:r>
+          <m:rPr>
+            <m:sty m:val="p"/>
+          </m:rPr>
+          <m:t>=</m:t>
+        </m:r>
+        <m:r>
+          <m:t>0</m:t>
+        </m:r>
+      </m:oMath>
+      <w:r>
+        <w:t xml:space="preserve">.</w:t>
+      </w:r>
+    </w:p>
     <w:bookmarkEnd w:id="26"/>
-    <w:bookmarkStart w:id="50" w:name="variance-and-related-characteristics"/>
+    <w:bookmarkEnd w:id="27"/>
+    <w:bookmarkStart w:id="51" w:name="variance-and-related-characteristics"/>
     <w:p>
       <w:pPr>
         <w:pStyle w:val="Heading2"/>
@@ -2413,7 +2714,7 @@
         <w:t xml:space="preserve">2 Variance and related characteristics</w:t>
       </w:r>
     </w:p>
-    <w:bookmarkStart w:id="27" w:name="def-variance"/>
+    <w:bookmarkStart w:id="28" w:name="def-variance"/>
     <w:p>
       <w:pPr>
         <w:pStyle w:val="FirstParagraph"/>
@@ -2667,8 +2968,8 @@
         </m:oMath>
       </m:oMathPara>
     </w:p>
-    <w:bookmarkEnd w:id="27"/>
-    <w:bookmarkStart w:id="28" w:name="thm-variance-expanded"/>
+    <w:bookmarkEnd w:id="28"/>
+    <w:bookmarkStart w:id="29" w:name="thm-variance-expanded"/>
     <w:p>
       <w:pPr>
         <w:pStyle w:val="FirstParagraph"/>
@@ -2678,7 +2979,7 @@
           <w:b/>
           <w:bCs/>
         </w:rPr>
-        <w:t xml:space="preserve">Theorem 1 (Variance as expected squared deviation from the mean)</w:t>
+        <w:t xml:space="preserve">Theorem 2 (Variance as expected squared deviation from the mean)</w:t>
       </w:r>
     </w:p>
     <w:p>
@@ -2801,7 +3102,7 @@
         </m:oMath>
       </m:oMathPara>
     </w:p>
-    <w:bookmarkEnd w:id="28"/>
+    <w:bookmarkEnd w:id="29"/>
     <w:p>
       <w:pPr>
         <w:pStyle w:val="FirstParagraph"/>
@@ -3165,7 +3466,7 @@
         <w:t xml:space="preserve">.</w:t>
       </w:r>
     </w:p>
-    <w:bookmarkStart w:id="29" w:name="thm-variance"/>
+    <w:bookmarkStart w:id="30" w:name="thm-variance"/>
     <w:p>
       <w:pPr>
         <w:pStyle w:val="BodyText"/>
@@ -3175,7 +3476,7 @@
           <w:b/>
           <w:bCs/>
         </w:rPr>
-        <w:t xml:space="preserve">Theorem 2 (Simplified expression for variance)</w:t>
+        <w:t xml:space="preserve">Theorem 3 (Simplified expression for variance)</w:t>
       </w:r>
     </w:p>
     <w:p>
@@ -3311,7 +3612,7 @@
         </m:oMath>
       </m:oMathPara>
     </w:p>
-    <w:bookmarkEnd w:id="29"/>
+    <w:bookmarkEnd w:id="30"/>
     <w:p>
       <w:pPr>
         <w:pStyle w:val="FirstParagraph"/>
@@ -3332,7 +3633,7 @@
       <w:r>
         <w:t xml:space="preserve"> </w:t>
       </w:r>
-      <w:hyperlink r:id="rId30">
+      <w:hyperlink r:id="rId31">
         <w:r>
           <w:rPr>
             <w:rStyle w:val="Hyperlink"/>
@@ -4094,7 +4395,7 @@
         </m:oMath>
       </m:oMathPara>
     </w:p>
-    <w:bookmarkStart w:id="32" w:name="exm-variance-bernoulli"/>
+    <w:bookmarkStart w:id="33" w:name="exm-variance-bernoulli"/>
     <w:p>
       <w:pPr>
         <w:pStyle w:val="FirstParagraph"/>
@@ -4258,7 +4559,7 @@
       <w:r>
         <w:t xml:space="preserve"> </w:t>
       </w:r>
-      <w:hyperlink r:id="rId31">
+      <w:hyperlink r:id="rId32">
         <w:r>
           <w:rPr>
             <w:rStyle w:val="Hyperlink"/>
@@ -4604,8 +4905,8 @@
         <w:t xml:space="preserve">.</w:t>
       </w:r>
     </w:p>
-    <w:bookmarkEnd w:id="32"/>
-    <w:bookmarkStart w:id="34" w:name="def-cond-variance"/>
+    <w:bookmarkEnd w:id="33"/>
+    <w:bookmarkStart w:id="35" w:name="def-cond-variance"/>
     <w:p>
       <w:pPr>
         <w:pStyle w:val="BodyText"/>
@@ -4988,7 +5289,7 @@
       <w:r>
         <w:t xml:space="preserve"> </w:t>
       </w:r>
-      <w:hyperlink r:id="rId33">
+      <w:hyperlink r:id="rId34">
         <w:r>
           <w:rPr>
             <w:rStyle w:val="Hyperlink"/>
@@ -5093,8 +5394,8 @@
         <w:t xml:space="preserve">.</w:t>
       </w:r>
     </w:p>
-    <w:bookmarkEnd w:id="34"/>
-    <w:bookmarkStart w:id="36" w:name="exm-cond-variance"/>
+    <w:bookmarkEnd w:id="35"/>
+    <w:bookmarkStart w:id="37" w:name="exm-cond-variance"/>
     <w:p>
       <w:pPr>
         <w:pStyle w:val="BodyText"/>
@@ -5413,7 +5714,7 @@
       <w:r>
         <w:t xml:space="preserve"> </w:t>
       </w:r>
-      <w:hyperlink r:id="rId35">
+      <w:hyperlink r:id="rId36">
         <w:r>
           <w:rPr>
             <w:rStyle w:val="Hyperlink"/>
@@ -6161,8 +6462,8 @@
         </m:oMath>
       </m:oMathPara>
     </w:p>
-    <w:bookmarkEnd w:id="36"/>
-    <w:bookmarkStart w:id="37" w:name="def-homosked"/>
+    <w:bookmarkEnd w:id="37"/>
+    <w:bookmarkStart w:id="38" w:name="def-homosked"/>
     <w:p>
       <w:pPr>
         <w:pStyle w:val="FirstParagraph"/>
@@ -6404,8 +6705,8 @@
         <w:t xml:space="preserve">.</w:t>
       </w:r>
     </w:p>
-    <w:bookmarkEnd w:id="37"/>
-    <w:bookmarkStart w:id="38" w:name="exm-homosked"/>
+    <w:bookmarkEnd w:id="38"/>
+    <w:bookmarkStart w:id="39" w:name="exm-homosked"/>
     <w:p>
       <w:pPr>
         <w:pStyle w:val="BodyText"/>
@@ -6954,8 +7255,8 @@
         <w:t xml:space="preserve">.</w:t>
       </w:r>
     </w:p>
-    <w:bookmarkEnd w:id="38"/>
-    <w:bookmarkStart w:id="39" w:name="def-heterosked"/>
+    <w:bookmarkEnd w:id="39"/>
+    <w:bookmarkStart w:id="40" w:name="def-heterosked"/>
     <w:p>
       <w:pPr>
         <w:pStyle w:val="BodyText"/>
@@ -7117,8 +7418,8 @@
         <w:t xml:space="preserve">.</w:t>
       </w:r>
     </w:p>
-    <w:bookmarkEnd w:id="39"/>
-    <w:bookmarkStart w:id="40" w:name="exm-heterosked"/>
+    <w:bookmarkEnd w:id="40"/>
+    <w:bookmarkStart w:id="41" w:name="exm-heterosked"/>
     <w:p>
       <w:pPr>
         <w:pStyle w:val="BodyText"/>
@@ -7563,8 +7864,8 @@
         <w:t xml:space="preserve">.</w:t>
       </w:r>
     </w:p>
-    <w:bookmarkEnd w:id="40"/>
-    <w:bookmarkStart w:id="41" w:name="thm-total-variance"/>
+    <w:bookmarkEnd w:id="41"/>
+    <w:bookmarkStart w:id="42" w:name="thm-total-variance"/>
     <w:p>
       <w:pPr>
         <w:pStyle w:val="BodyText"/>
@@ -7574,7 +7875,7 @@
           <w:b/>
           <w:bCs/>
         </w:rPr>
-        <w:t xml:space="preserve">Theorem 3 (Law of total variance)</w:t>
+        <w:t xml:space="preserve">Theorem 4 (Law of total variance)</w:t>
       </w:r>
       <w:r>
         <w:t xml:space="preserve"> </w:t>
@@ -7826,7 +8127,7 @@
         </m:oMath>
       </m:oMathPara>
     </w:p>
-    <w:bookmarkEnd w:id="41"/>
+    <w:bookmarkEnd w:id="42"/>
     <w:p>
       <w:pPr>
         <w:pStyle w:val="FirstParagraph"/>
@@ -8638,7 +8939,7 @@
       <w:r>
         <w:t xml:space="preserve"> </w:t>
       </w:r>
-      <w:hyperlink r:id="rId42">
+      <w:hyperlink r:id="rId43">
         <w:r>
           <w:rPr>
             <w:rStyle w:val="Hyperlink"/>
@@ -8683,7 +8984,7 @@
       <w:r>
         <w:t xml:space="preserve">(</w:t>
       </w:r>
-      <w:hyperlink r:id="rId43">
+      <w:hyperlink r:id="rId44">
         <w:r>
           <w:rPr>
             <w:rStyle w:val="Hyperlink"/>
@@ -8709,7 +9010,7 @@
       <w:r>
         <w:t xml:space="preserve"> </w:t>
       </w:r>
-      <w:hyperlink r:id="rId44">
+      <w:hyperlink r:id="rId45">
         <w:r>
           <w:rPr>
             <w:rStyle w:val="Hyperlink"/>
@@ -8763,7 +9064,7 @@
       <w:r>
         <w:t xml:space="preserve"> </w:t>
       </w:r>
-      <w:hyperlink r:id="rId45">
+      <w:hyperlink r:id="rId46">
         <w:r>
           <w:rPr>
             <w:rStyle w:val="Hyperlink"/>
@@ -11275,7 +11576,7 @@
         <w:t xml:space="preserve">.</w:t>
       </w:r>
     </w:p>
-    <w:bookmarkStart w:id="46" w:name="exm-total-variance"/>
+    <w:bookmarkStart w:id="47" w:name="exm-total-variance"/>
     <w:p>
       <w:pPr>
         <w:pStyle w:val="BodyText"/>
@@ -11621,7 +11922,7 @@
           <w:rPr>
             <w:rStyle w:val="Hyperlink"/>
           </w:rPr>
-          <w:t xml:space="preserve">Theorem 3</w:t>
+          <w:t xml:space="preserve">Theorem 4</w:t>
         </w:r>
       </w:hyperlink>
       <w:r>
@@ -12238,8 +12539,8 @@
         </m:oMath>
       </m:oMathPara>
     </w:p>
-    <w:bookmarkEnd w:id="46"/>
-    <w:bookmarkStart w:id="47" w:name="def-precision"/>
+    <w:bookmarkEnd w:id="47"/>
+    <w:bookmarkStart w:id="48" w:name="def-precision"/>
     <w:p>
       <w:pPr>
         <w:pStyle w:val="FirstParagraph"/>
@@ -12512,8 +12813,8 @@
         </m:oMath>
       </m:oMathPara>
     </w:p>
-    <w:bookmarkEnd w:id="47"/>
-    <w:bookmarkStart w:id="48" w:name="def-sd"/>
+    <w:bookmarkEnd w:id="48"/>
+    <w:bookmarkStart w:id="49" w:name="def-sd"/>
     <w:p>
       <w:pPr>
         <w:pStyle w:val="FirstParagraph"/>
@@ -12679,7 +12980,7 @@
         </m:oMath>
       </m:oMathPara>
     </w:p>
-    <w:bookmarkEnd w:id="48"/>
+    <w:bookmarkEnd w:id="49"/>
     <w:p>
       <w:pPr>
         <w:pStyle w:val="FirstParagraph"/>
@@ -12735,7 +13036,7 @@
         <w:t xml:space="preserve">which is why it is often the preferred measure of spread when reporting results.</w:t>
       </w:r>
     </w:p>
-    <w:bookmarkStart w:id="49" w:name="exm-sd"/>
+    <w:bookmarkStart w:id="50" w:name="exm-sd"/>
     <w:p>
       <w:pPr>
         <w:pStyle w:val="BodyText"/>
@@ -13022,18 +13323,2706 @@
         </m:oMath>
       </m:oMathPara>
     </w:p>
-    <w:bookmarkEnd w:id="49"/>
     <w:bookmarkEnd w:id="50"/>
-    <w:bookmarkStart w:id="58" w:name="sec-bias-variance-prediction"/>
+    <w:bookmarkEnd w:id="51"/>
+    <w:bookmarkStart w:id="58" w:name="sec-best-constant-prediction"/>
     <w:p>
       <w:pPr>
         <w:pStyle w:val="Heading2"/>
       </w:pPr>
       <w:r>
-        <w:t xml:space="preserve">3 Bias, variance, and prediction error</w:t>
+        <w:t xml:space="preserve">3 The best constant prediction</w:t>
       </w:r>
     </w:p>
-    <w:bookmarkStart w:id="51" w:name="exr-prediction-error"/>
+    <w:bookmarkStart w:id="53" w:name="thm-constant-prediction-decompose"/>
+    <w:p>
+      <w:pPr>
+        <w:pStyle w:val="FirstParagraph"/>
+      </w:pPr>
+      <w:r>
+        <w:rPr>
+          <w:b/>
+          <w:bCs/>
+        </w:rPr>
+        <w:t xml:space="preserve">Theorem 5 (Expected squared error of a constant prediction)</w:t>
+      </w:r>
+      <w:r>
+        <w:t xml:space="preserve"> </w:t>
+      </w:r>
+      <w:r>
+        <w:t xml:space="preserve">Let</w:t>
+      </w:r>
+      <w:r>
+        <w:t xml:space="preserve"> </w:t>
+      </w:r>
+      <m:oMath>
+        <m:r>
+          <m:t>Y</m:t>
+        </m:r>
+      </m:oMath>
+      <w:r>
+        <w:t xml:space="preserve"> </w:t>
+      </w:r>
+      <w:r>
+        <w:t xml:space="preserve">be a random variable with mean</w:t>
+      </w:r>
+      <w:r>
+        <w:t xml:space="preserve"> </w:t>
+      </w:r>
+      <m:oMath>
+        <m:r>
+          <m:t>μ</m:t>
+        </m:r>
+      </m:oMath>
+      <w:r>
+        <w:t xml:space="preserve"> </w:t>
+      </w:r>
+      <w:r>
+        <w:t xml:space="preserve">and finite variance.</w:t>
+      </w:r>
+      <w:r>
+        <w:t xml:space="preserve"> </w:t>
+      </w:r>
+      <w:r>
+        <w:t xml:space="preserve">Then for every number</w:t>
+      </w:r>
+      <w:r>
+        <w:t xml:space="preserve"> </w:t>
+      </w:r>
+      <m:oMath>
+        <m:r>
+          <m:t>c</m:t>
+        </m:r>
+      </m:oMath>
+      <w:r>
+        <w:t xml:space="preserve">,</w:t>
+      </w:r>
+    </w:p>
+    <w:p>
+      <w:pPr>
+        <w:pStyle w:val="BodyText"/>
+      </w:pPr>
+      <w:bookmarkStart w:id="52" w:name="eq-constant-prediction-decompose"/>
+      <m:oMathPara>
+        <m:oMathParaPr>
+          <m:jc m:val="center"/>
+        </m:oMathParaPr>
+        <m:oMath>
+          <m:r>
+            <m:rPr>
+              <m:sty m:val="p"/>
+            </m:rPr>
+            <m:t>E</m:t>
+          </m:r>
+          <m:r>
+            <m:t>​</m:t>
+          </m:r>
+          <m:d>
+            <m:dPr>
+              <m:begChr m:val="["/>
+              <m:sepChr m:val=""/>
+              <m:endChr m:val="]"/>
+              <m:grow/>
+            </m:dPr>
+            <m:e>
+              <m:r>
+                <m:t>​</m:t>
+              </m:r>
+              <m:sSup>
+                <m:e>
+                  <m:d>
+                    <m:dPr>
+                      <m:begChr m:val="("/>
+                      <m:sepChr m:val=""/>
+                      <m:endChr m:val=")"/>
+                      <m:grow/>
+                    </m:dPr>
+                    <m:e>
+                      <m:r>
+                        <m:t>Y</m:t>
+                      </m:r>
+                      <m:r>
+                        <m:rPr>
+                          <m:sty m:val="p"/>
+                        </m:rPr>
+                        <m:t>−</m:t>
+                      </m:r>
+                      <m:r>
+                        <m:t>c</m:t>
+                      </m:r>
+                    </m:e>
+                  </m:d>
+                </m:e>
+                <m:sup>
+                  <m:r>
+                    <m:t>2</m:t>
+                  </m:r>
+                </m:sup>
+              </m:sSup>
+              <m:r>
+                <m:t>​</m:t>
+              </m:r>
+            </m:e>
+          </m:d>
+          <m:r>
+            <m:t>​</m:t>
+          </m:r>
+          <m:r>
+            <m:rPr>
+              <m:sty m:val="p"/>
+            </m:rPr>
+            <m:t>=</m:t>
+          </m:r>
+          <m:r>
+            <m:rPr>
+              <m:sty m:val="p"/>
+            </m:rPr>
+            <m:t>Var</m:t>
+          </m:r>
+          <m:r>
+            <m:t>​</m:t>
+          </m:r>
+          <m:d>
+            <m:dPr>
+              <m:begChr m:val="("/>
+              <m:sepChr m:val=""/>
+              <m:endChr m:val=")"/>
+              <m:grow/>
+            </m:dPr>
+            <m:e>
+              <m:r>
+                <m:t>Y</m:t>
+              </m:r>
+            </m:e>
+          </m:d>
+          <m:r>
+            <m:t>​</m:t>
+          </m:r>
+          <m:r>
+            <m:rPr>
+              <m:sty m:val="p"/>
+            </m:rPr>
+            <m:t>+</m:t>
+          </m:r>
+          <m:r>
+            <m:t>​</m:t>
+          </m:r>
+          <m:sSup>
+            <m:e>
+              <m:d>
+                <m:dPr>
+                  <m:begChr m:val="("/>
+                  <m:sepChr m:val=""/>
+                  <m:endChr m:val=")"/>
+                  <m:grow/>
+                </m:dPr>
+                <m:e>
+                  <m:r>
+                    <m:t>μ</m:t>
+                  </m:r>
+                  <m:r>
+                    <m:rPr>
+                      <m:sty m:val="p"/>
+                    </m:rPr>
+                    <m:t>−</m:t>
+                  </m:r>
+                  <m:r>
+                    <m:t>c</m:t>
+                  </m:r>
+                </m:e>
+              </m:d>
+            </m:e>
+            <m:sup>
+              <m:r>
+                <m:t>2</m:t>
+              </m:r>
+            </m:sup>
+          </m:sSup>
+          <m:r>
+            <m:t>​</m:t>
+          </m:r>
+          <m:r>
+            <m:rPr>
+              <m:sty m:val="p"/>
+            </m:rPr>
+            <m:t>.</m:t>
+          </m:r>
+          <m:r>
+            <m:t>  </m:t>
+          </m:r>
+          <m:r>
+            <m:rPr>
+              <m:sty m:val="p"/>
+            </m:rPr>
+            <m:t>(</m:t>
+          </m:r>
+          <m:r>
+            <m:t>2</m:t>
+          </m:r>
+          <m:r>
+            <m:rPr>
+              <m:sty m:val="p"/>
+            </m:rPr>
+            <m:t>)</m:t>
+          </m:r>
+        </m:oMath>
+      </m:oMathPara>
+      <w:bookmarkEnd w:id="52"/>
+    </w:p>
+    <w:bookmarkEnd w:id="53"/>
+    <w:p>
+      <w:pPr>
+        <w:pStyle w:val="FirstParagraph"/>
+      </w:pPr>
+      <w:r>
+        <w:rPr>
+          <w:i/>
+          <w:iCs/>
+        </w:rPr>
+        <w:t xml:space="preserve">Proof</w:t>
+      </w:r>
+      <w:r>
+        <w:t xml:space="preserve">. </w:t>
+      </w:r>
+      <w:r>
+        <w:t xml:space="preserve">Add and subtract</w:t>
+      </w:r>
+      <w:r>
+        <w:t xml:space="preserve"> </w:t>
+      </w:r>
+      <m:oMath>
+        <m:r>
+          <m:t>μ</m:t>
+        </m:r>
+      </m:oMath>
+      <w:r>
+        <w:t xml:space="preserve"> </w:t>
+      </w:r>
+      <w:r>
+        <w:t xml:space="preserve">inside the square,</w:t>
+      </w:r>
+      <w:r>
+        <w:t xml:space="preserve"> </w:t>
+      </w:r>
+      <w:r>
+        <w:t xml:space="preserve">expand it,</w:t>
+      </w:r>
+      <w:r>
+        <w:t xml:space="preserve"> </w:t>
+      </w:r>
+      <w:r>
+        <w:t xml:space="preserve">and take the expectation term by term:</w:t>
+      </w:r>
+    </w:p>
+    <w:p>
+      <w:pPr>
+        <w:pStyle w:val="BodyText"/>
+      </w:pPr>
+      <m:oMathPara>
+        <m:oMathParaPr>
+          <m:jc m:val="center"/>
+        </m:oMathParaPr>
+        <m:oMath>
+          <m:eqArr>
+            <m:e>
+              <m:r>
+                <m:rPr>
+                  <m:sty m:val="p"/>
+                </m:rPr>
+                <m:t>E</m:t>
+              </m:r>
+              <m:r>
+                <m:t>​</m:t>
+              </m:r>
+              <m:d>
+                <m:dPr>
+                  <m:begChr m:val="["/>
+                  <m:sepChr m:val=""/>
+                  <m:endChr m:val="]"/>
+                  <m:grow/>
+                </m:dPr>
+                <m:e>
+                  <m:r>
+                    <m:t>​</m:t>
+                  </m:r>
+                  <m:sSup>
+                    <m:e>
+                      <m:d>
+                        <m:dPr>
+                          <m:begChr m:val="("/>
+                          <m:sepChr m:val=""/>
+                          <m:endChr m:val=")"/>
+                          <m:grow/>
+                        </m:dPr>
+                        <m:e>
+                          <m:r>
+                            <m:t>Y</m:t>
+                          </m:r>
+                          <m:r>
+                            <m:rPr>
+                              <m:sty m:val="p"/>
+                            </m:rPr>
+                            <m:t>−</m:t>
+                          </m:r>
+                          <m:r>
+                            <m:t>c</m:t>
+                          </m:r>
+                        </m:e>
+                      </m:d>
+                    </m:e>
+                    <m:sup>
+                      <m:r>
+                        <m:t>2</m:t>
+                      </m:r>
+                    </m:sup>
+                  </m:sSup>
+                  <m:r>
+                    <m:t>​</m:t>
+                  </m:r>
+                </m:e>
+              </m:d>
+              <m:r>
+                <m:t>​</m:t>
+              </m:r>
+              <m:r>
+                <m:t>&amp;</m:t>
+              </m:r>
+              <m:r>
+                <m:rPr>
+                  <m:sty m:val="p"/>
+                </m:rPr>
+                <m:t>=</m:t>
+              </m:r>
+              <m:r>
+                <m:rPr>
+                  <m:sty m:val="p"/>
+                </m:rPr>
+                <m:t>E</m:t>
+              </m:r>
+              <m:r>
+                <m:t>​</m:t>
+              </m:r>
+              <m:d>
+                <m:dPr>
+                  <m:begChr m:val="["/>
+                  <m:sepChr m:val=""/>
+                  <m:endChr m:val="]"/>
+                  <m:grow/>
+                </m:dPr>
+                <m:e>
+                  <m:r>
+                    <m:t>​</m:t>
+                  </m:r>
+                  <m:sSup>
+                    <m:e>
+                      <m:d>
+                        <m:dPr>
+                          <m:begChr m:val="("/>
+                          <m:sepChr m:val=""/>
+                          <m:endChr m:val=")"/>
+                          <m:grow/>
+                        </m:dPr>
+                        <m:e>
+                          <m:r>
+                            <m:rPr>
+                              <m:sty m:val="p"/>
+                            </m:rPr>
+                            <m:t>(</m:t>
+                          </m:r>
+                          <m:r>
+                            <m:t>Y</m:t>
+                          </m:r>
+                          <m:r>
+                            <m:rPr>
+                              <m:sty m:val="p"/>
+                            </m:rPr>
+                            <m:t>−</m:t>
+                          </m:r>
+                          <m:r>
+                            <m:t>μ</m:t>
+                          </m:r>
+                          <m:r>
+                            <m:rPr>
+                              <m:sty m:val="p"/>
+                            </m:rPr>
+                            <m:t>)</m:t>
+                          </m:r>
+                          <m:r>
+                            <m:rPr>
+                              <m:sty m:val="p"/>
+                            </m:rPr>
+                            <m:t>+</m:t>
+                          </m:r>
+                          <m:r>
+                            <m:rPr>
+                              <m:sty m:val="p"/>
+                            </m:rPr>
+                            <m:t>(</m:t>
+                          </m:r>
+                          <m:r>
+                            <m:t>μ</m:t>
+                          </m:r>
+                          <m:r>
+                            <m:rPr>
+                              <m:sty m:val="p"/>
+                            </m:rPr>
+                            <m:t>−</m:t>
+                          </m:r>
+                          <m:r>
+                            <m:t>c</m:t>
+                          </m:r>
+                          <m:r>
+                            <m:rPr>
+                              <m:sty m:val="p"/>
+                            </m:rPr>
+                            <m:t>)</m:t>
+                          </m:r>
+                        </m:e>
+                      </m:d>
+                    </m:e>
+                    <m:sup>
+                      <m:r>
+                        <m:t>2</m:t>
+                      </m:r>
+                    </m:sup>
+                  </m:sSup>
+                  <m:r>
+                    <m:t>​</m:t>
+                  </m:r>
+                </m:e>
+              </m:d>
+              <m:r>
+                <m:t>​</m:t>
+              </m:r>
+              <m:r>
+                <m:t>&amp;</m:t>
+              </m:r>
+              <m:r>
+                <m:t>&amp;</m:t>
+              </m:r>
+              <m:r>
+                <m:rPr>
+                  <m:nor/>
+                  <m:sty m:val="p"/>
+                </m:rPr>
+                <m:t>(add and subtract </m:t>
+              </m:r>
+              <m:r>
+                <m:t>μ</m:t>
+              </m:r>
+              <m:r>
+                <m:rPr>
+                  <m:nor/>
+                  <m:sty m:val="p"/>
+                </m:rPr>
+                <m:t>)</m:t>
+              </m:r>
+            </m:e>
+            <m:e>
+              <m:r>
+                <m:t>&amp;</m:t>
+              </m:r>
+              <m:r>
+                <m:rPr>
+                  <m:sty m:val="p"/>
+                </m:rPr>
+                <m:t>=</m:t>
+              </m:r>
+              <m:r>
+                <m:rPr>
+                  <m:sty m:val="p"/>
+                </m:rPr>
+                <m:t>E</m:t>
+              </m:r>
+              <m:r>
+                <m:t>​</m:t>
+              </m:r>
+              <m:d>
+                <m:dPr>
+                  <m:begChr m:val="["/>
+                  <m:sepChr m:val=""/>
+                  <m:endChr m:val="]"/>
+                  <m:grow/>
+                </m:dPr>
+                <m:e>
+                  <m:r>
+                    <m:t>​</m:t>
+                  </m:r>
+                  <m:sSup>
+                    <m:e>
+                      <m:d>
+                        <m:dPr>
+                          <m:begChr m:val="("/>
+                          <m:sepChr m:val=""/>
+                          <m:endChr m:val=")"/>
+                          <m:grow/>
+                        </m:dPr>
+                        <m:e>
+                          <m:r>
+                            <m:t>Y</m:t>
+                          </m:r>
+                          <m:r>
+                            <m:rPr>
+                              <m:sty m:val="p"/>
+                            </m:rPr>
+                            <m:t>−</m:t>
+                          </m:r>
+                          <m:r>
+                            <m:t>μ</m:t>
+                          </m:r>
+                        </m:e>
+                      </m:d>
+                    </m:e>
+                    <m:sup>
+                      <m:r>
+                        <m:t>2</m:t>
+                      </m:r>
+                    </m:sup>
+                  </m:sSup>
+                  <m:r>
+                    <m:t>​</m:t>
+                  </m:r>
+                  <m:r>
+                    <m:rPr>
+                      <m:sty m:val="p"/>
+                    </m:rPr>
+                    <m:t>+</m:t>
+                  </m:r>
+                  <m:r>
+                    <m:t>2</m:t>
+                  </m:r>
+                  <m:r>
+                    <m:rPr>
+                      <m:sty m:val="p"/>
+                    </m:rPr>
+                    <m:t>(</m:t>
+                  </m:r>
+                  <m:r>
+                    <m:t>μ</m:t>
+                  </m:r>
+                  <m:r>
+                    <m:rPr>
+                      <m:sty m:val="p"/>
+                    </m:rPr>
+                    <m:t>−</m:t>
+                  </m:r>
+                  <m:r>
+                    <m:t>c</m:t>
+                  </m:r>
+                  <m:r>
+                    <m:rPr>
+                      <m:sty m:val="p"/>
+                    </m:rPr>
+                    <m:t>)</m:t>
+                  </m:r>
+                  <m:r>
+                    <m:rPr>
+                      <m:sty m:val="p"/>
+                    </m:rPr>
+                    <m:t>(</m:t>
+                  </m:r>
+                  <m:r>
+                    <m:t>Y</m:t>
+                  </m:r>
+                  <m:r>
+                    <m:rPr>
+                      <m:sty m:val="p"/>
+                    </m:rPr>
+                    <m:t>−</m:t>
+                  </m:r>
+                  <m:r>
+                    <m:t>μ</m:t>
+                  </m:r>
+                  <m:r>
+                    <m:rPr>
+                      <m:sty m:val="p"/>
+                    </m:rPr>
+                    <m:t>)</m:t>
+                  </m:r>
+                  <m:r>
+                    <m:rPr>
+                      <m:sty m:val="p"/>
+                    </m:rPr>
+                    <m:t>+</m:t>
+                  </m:r>
+                  <m:r>
+                    <m:t>​</m:t>
+                  </m:r>
+                  <m:sSup>
+                    <m:e>
+                      <m:d>
+                        <m:dPr>
+                          <m:begChr m:val="("/>
+                          <m:sepChr m:val=""/>
+                          <m:endChr m:val=")"/>
+                          <m:grow/>
+                        </m:dPr>
+                        <m:e>
+                          <m:r>
+                            <m:t>μ</m:t>
+                          </m:r>
+                          <m:r>
+                            <m:rPr>
+                              <m:sty m:val="p"/>
+                            </m:rPr>
+                            <m:t>−</m:t>
+                          </m:r>
+                          <m:r>
+                            <m:t>c</m:t>
+                          </m:r>
+                        </m:e>
+                      </m:d>
+                    </m:e>
+                    <m:sup>
+                      <m:r>
+                        <m:t>2</m:t>
+                      </m:r>
+                    </m:sup>
+                  </m:sSup>
+                  <m:r>
+                    <m:t>​</m:t>
+                  </m:r>
+                </m:e>
+              </m:d>
+              <m:r>
+                <m:t>​</m:t>
+              </m:r>
+              <m:r>
+                <m:t>&amp;</m:t>
+              </m:r>
+              <m:r>
+                <m:t>&amp;</m:t>
+              </m:r>
+              <m:r>
+                <m:rPr>
+                  <m:nor/>
+                  <m:sty m:val="p"/>
+                </m:rPr>
+                <m:t>(expand the square of a sum)</m:t>
+              </m:r>
+            </m:e>
+            <m:e>
+              <m:r>
+                <m:t>&amp;</m:t>
+              </m:r>
+              <m:r>
+                <m:rPr>
+                  <m:sty m:val="p"/>
+                </m:rPr>
+                <m:t>=</m:t>
+              </m:r>
+              <m:r>
+                <m:rPr>
+                  <m:sty m:val="p"/>
+                </m:rPr>
+                <m:t>E</m:t>
+              </m:r>
+              <m:r>
+                <m:t>​</m:t>
+              </m:r>
+              <m:d>
+                <m:dPr>
+                  <m:begChr m:val="["/>
+                  <m:sepChr m:val=""/>
+                  <m:endChr m:val="]"/>
+                  <m:grow/>
+                </m:dPr>
+                <m:e>
+                  <m:r>
+                    <m:t>​</m:t>
+                  </m:r>
+                  <m:sSup>
+                    <m:e>
+                      <m:d>
+                        <m:dPr>
+                          <m:begChr m:val="("/>
+                          <m:sepChr m:val=""/>
+                          <m:endChr m:val=")"/>
+                          <m:grow/>
+                        </m:dPr>
+                        <m:e>
+                          <m:r>
+                            <m:t>Y</m:t>
+                          </m:r>
+                          <m:r>
+                            <m:rPr>
+                              <m:sty m:val="p"/>
+                            </m:rPr>
+                            <m:t>−</m:t>
+                          </m:r>
+                          <m:r>
+                            <m:t>μ</m:t>
+                          </m:r>
+                        </m:e>
+                      </m:d>
+                    </m:e>
+                    <m:sup>
+                      <m:r>
+                        <m:t>2</m:t>
+                      </m:r>
+                    </m:sup>
+                  </m:sSup>
+                  <m:r>
+                    <m:t>​</m:t>
+                  </m:r>
+                </m:e>
+              </m:d>
+              <m:r>
+                <m:t>​</m:t>
+              </m:r>
+              <m:r>
+                <m:rPr>
+                  <m:sty m:val="p"/>
+                </m:rPr>
+                <m:t>+</m:t>
+              </m:r>
+              <m:r>
+                <m:t>2</m:t>
+              </m:r>
+              <m:r>
+                <m:rPr>
+                  <m:sty m:val="p"/>
+                </m:rPr>
+                <m:t>(</m:t>
+              </m:r>
+              <m:r>
+                <m:t>μ</m:t>
+              </m:r>
+              <m:r>
+                <m:rPr>
+                  <m:sty m:val="p"/>
+                </m:rPr>
+                <m:t>−</m:t>
+              </m:r>
+              <m:r>
+                <m:t>c</m:t>
+              </m:r>
+              <m:r>
+                <m:rPr>
+                  <m:sty m:val="p"/>
+                </m:rPr>
+                <m:t>)</m:t>
+              </m:r>
+              <m:r>
+                <m:rPr>
+                  <m:sty m:val="p"/>
+                </m:rPr>
+                <m:t>E</m:t>
+              </m:r>
+              <m:r>
+                <m:t>​</m:t>
+              </m:r>
+              <m:d>
+                <m:dPr>
+                  <m:begChr m:val="["/>
+                  <m:sepChr m:val=""/>
+                  <m:endChr m:val="]"/>
+                  <m:grow/>
+                </m:dPr>
+                <m:e>
+                  <m:r>
+                    <m:t>Y</m:t>
+                  </m:r>
+                  <m:r>
+                    <m:rPr>
+                      <m:sty m:val="p"/>
+                    </m:rPr>
+                    <m:t>−</m:t>
+                  </m:r>
+                  <m:r>
+                    <m:t>μ</m:t>
+                  </m:r>
+                </m:e>
+              </m:d>
+              <m:r>
+                <m:t>​</m:t>
+              </m:r>
+              <m:r>
+                <m:rPr>
+                  <m:sty m:val="p"/>
+                </m:rPr>
+                <m:t>+</m:t>
+              </m:r>
+              <m:r>
+                <m:t>​</m:t>
+              </m:r>
+              <m:sSup>
+                <m:e>
+                  <m:d>
+                    <m:dPr>
+                      <m:begChr m:val="("/>
+                      <m:sepChr m:val=""/>
+                      <m:endChr m:val=")"/>
+                      <m:grow/>
+                    </m:dPr>
+                    <m:e>
+                      <m:r>
+                        <m:t>μ</m:t>
+                      </m:r>
+                      <m:r>
+                        <m:rPr>
+                          <m:sty m:val="p"/>
+                        </m:rPr>
+                        <m:t>−</m:t>
+                      </m:r>
+                      <m:r>
+                        <m:t>c</m:t>
+                      </m:r>
+                    </m:e>
+                  </m:d>
+                </m:e>
+                <m:sup>
+                  <m:r>
+                    <m:t>2</m:t>
+                  </m:r>
+                </m:sup>
+              </m:sSup>
+              <m:r>
+                <m:t>​</m:t>
+              </m:r>
+              <m:r>
+                <m:t>&amp;</m:t>
+              </m:r>
+              <m:r>
+                <m:t>&amp;</m:t>
+              </m:r>
+              <m:r>
+                <m:rPr>
+                  <m:nor/>
+                  <m:sty m:val="p"/>
+                </m:rPr>
+                <m:t>(linearity of expectation; </m:t>
+              </m:r>
+              <m:r>
+                <m:t>μ</m:t>
+              </m:r>
+              <m:r>
+                <m:rPr>
+                  <m:nor/>
+                  <m:sty m:val="p"/>
+                </m:rPr>
+                <m:t> and </m:t>
+              </m:r>
+              <m:r>
+                <m:t>c</m:t>
+              </m:r>
+              <m:r>
+                <m:rPr>
+                  <m:nor/>
+                  <m:sty m:val="p"/>
+                </m:rPr>
+                <m:t> are constants)</m:t>
+              </m:r>
+            </m:e>
+            <m:e>
+              <m:r>
+                <m:t>&amp;</m:t>
+              </m:r>
+              <m:r>
+                <m:rPr>
+                  <m:sty m:val="p"/>
+                </m:rPr>
+                <m:t>=</m:t>
+              </m:r>
+              <m:r>
+                <m:rPr>
+                  <m:sty m:val="p"/>
+                </m:rPr>
+                <m:t>Var</m:t>
+              </m:r>
+              <m:r>
+                <m:t>​</m:t>
+              </m:r>
+              <m:d>
+                <m:dPr>
+                  <m:begChr m:val="("/>
+                  <m:sepChr m:val=""/>
+                  <m:endChr m:val=")"/>
+                  <m:grow/>
+                </m:dPr>
+                <m:e>
+                  <m:r>
+                    <m:t>Y</m:t>
+                  </m:r>
+                </m:e>
+              </m:d>
+              <m:r>
+                <m:t>​</m:t>
+              </m:r>
+              <m:r>
+                <m:rPr>
+                  <m:sty m:val="p"/>
+                </m:rPr>
+                <m:t>+</m:t>
+              </m:r>
+              <m:r>
+                <m:t>2</m:t>
+              </m:r>
+              <m:r>
+                <m:rPr>
+                  <m:sty m:val="p"/>
+                </m:rPr>
+                <m:t>(</m:t>
+              </m:r>
+              <m:r>
+                <m:t>μ</m:t>
+              </m:r>
+              <m:r>
+                <m:rPr>
+                  <m:sty m:val="p"/>
+                </m:rPr>
+                <m:t>−</m:t>
+              </m:r>
+              <m:r>
+                <m:t>c</m:t>
+              </m:r>
+              <m:r>
+                <m:rPr>
+                  <m:sty m:val="p"/>
+                </m:rPr>
+                <m:t>)</m:t>
+              </m:r>
+              <m:r>
+                <m:rPr>
+                  <m:sty m:val="p"/>
+                </m:rPr>
+                <m:t>E</m:t>
+              </m:r>
+              <m:r>
+                <m:t>​</m:t>
+              </m:r>
+              <m:d>
+                <m:dPr>
+                  <m:begChr m:val="["/>
+                  <m:sepChr m:val=""/>
+                  <m:endChr m:val="]"/>
+                  <m:grow/>
+                </m:dPr>
+                <m:e>
+                  <m:r>
+                    <m:t>Y</m:t>
+                  </m:r>
+                  <m:r>
+                    <m:rPr>
+                      <m:sty m:val="p"/>
+                    </m:rPr>
+                    <m:t>−</m:t>
+                  </m:r>
+                  <m:r>
+                    <m:t>μ</m:t>
+                  </m:r>
+                </m:e>
+              </m:d>
+              <m:r>
+                <m:t>​</m:t>
+              </m:r>
+              <m:r>
+                <m:rPr>
+                  <m:sty m:val="p"/>
+                </m:rPr>
+                <m:t>+</m:t>
+              </m:r>
+              <m:r>
+                <m:t>​</m:t>
+              </m:r>
+              <m:sSup>
+                <m:e>
+                  <m:d>
+                    <m:dPr>
+                      <m:begChr m:val="("/>
+                      <m:sepChr m:val=""/>
+                      <m:endChr m:val=")"/>
+                      <m:grow/>
+                    </m:dPr>
+                    <m:e>
+                      <m:r>
+                        <m:t>μ</m:t>
+                      </m:r>
+                      <m:r>
+                        <m:rPr>
+                          <m:sty m:val="p"/>
+                        </m:rPr>
+                        <m:t>−</m:t>
+                      </m:r>
+                      <m:r>
+                        <m:t>c</m:t>
+                      </m:r>
+                    </m:e>
+                  </m:d>
+                </m:e>
+                <m:sup>
+                  <m:r>
+                    <m:t>2</m:t>
+                  </m:r>
+                </m:sup>
+              </m:sSup>
+              <m:r>
+                <m:t>​</m:t>
+              </m:r>
+              <m:r>
+                <m:t>&amp;</m:t>
+              </m:r>
+              <m:r>
+                <m:t>&amp;</m:t>
+              </m:r>
+              <m:r>
+                <m:rPr>
+                  <m:nor/>
+                  <m:sty m:val="p"/>
+                </m:rPr>
+                <m:t>(variance as expected squared deviation)</m:t>
+              </m:r>
+            </m:e>
+            <m:e>
+              <m:r>
+                <m:t>&amp;</m:t>
+              </m:r>
+              <m:r>
+                <m:rPr>
+                  <m:sty m:val="p"/>
+                </m:rPr>
+                <m:t>=</m:t>
+              </m:r>
+              <m:r>
+                <m:rPr>
+                  <m:sty m:val="p"/>
+                </m:rPr>
+                <m:t>Var</m:t>
+              </m:r>
+              <m:r>
+                <m:t>​</m:t>
+              </m:r>
+              <m:d>
+                <m:dPr>
+                  <m:begChr m:val="("/>
+                  <m:sepChr m:val=""/>
+                  <m:endChr m:val=")"/>
+                  <m:grow/>
+                </m:dPr>
+                <m:e>
+                  <m:r>
+                    <m:t>Y</m:t>
+                  </m:r>
+                </m:e>
+              </m:d>
+              <m:r>
+                <m:t>​</m:t>
+              </m:r>
+              <m:r>
+                <m:rPr>
+                  <m:sty m:val="p"/>
+                </m:rPr>
+                <m:t>+</m:t>
+              </m:r>
+              <m:r>
+                <m:t>2</m:t>
+              </m:r>
+              <m:r>
+                <m:rPr>
+                  <m:sty m:val="p"/>
+                </m:rPr>
+                <m:t>(</m:t>
+              </m:r>
+              <m:r>
+                <m:t>μ</m:t>
+              </m:r>
+              <m:r>
+                <m:rPr>
+                  <m:sty m:val="p"/>
+                </m:rPr>
+                <m:t>−</m:t>
+              </m:r>
+              <m:r>
+                <m:t>c</m:t>
+              </m:r>
+              <m:r>
+                <m:rPr>
+                  <m:sty m:val="p"/>
+                </m:rPr>
+                <m:t>)</m:t>
+              </m:r>
+              <m:r>
+                <m:rPr>
+                  <m:sty m:val="p"/>
+                </m:rPr>
+                <m:t>⋅</m:t>
+              </m:r>
+              <m:r>
+                <m:t>0</m:t>
+              </m:r>
+              <m:r>
+                <m:rPr>
+                  <m:sty m:val="p"/>
+                </m:rPr>
+                <m:t>+</m:t>
+              </m:r>
+              <m:r>
+                <m:t>​</m:t>
+              </m:r>
+              <m:sSup>
+                <m:e>
+                  <m:d>
+                    <m:dPr>
+                      <m:begChr m:val="("/>
+                      <m:sepChr m:val=""/>
+                      <m:endChr m:val=")"/>
+                      <m:grow/>
+                    </m:dPr>
+                    <m:e>
+                      <m:r>
+                        <m:t>μ</m:t>
+                      </m:r>
+                      <m:r>
+                        <m:rPr>
+                          <m:sty m:val="p"/>
+                        </m:rPr>
+                        <m:t>−</m:t>
+                      </m:r>
+                      <m:r>
+                        <m:t>c</m:t>
+                      </m:r>
+                    </m:e>
+                  </m:d>
+                </m:e>
+                <m:sup>
+                  <m:r>
+                    <m:t>2</m:t>
+                  </m:r>
+                </m:sup>
+              </m:sSup>
+              <m:r>
+                <m:t>​</m:t>
+              </m:r>
+              <m:r>
+                <m:t>&amp;</m:t>
+              </m:r>
+              <m:r>
+                <m:t>&amp;</m:t>
+              </m:r>
+              <m:r>
+                <m:rPr>
+                  <m:nor/>
+                  <m:sty m:val="p"/>
+                </m:rPr>
+                <m:t>(</m:t>
+              </m:r>
+              <m:r>
+                <m:rPr>
+                  <m:sty m:val="p"/>
+                </m:rPr>
+                <m:t>E</m:t>
+              </m:r>
+              <m:r>
+                <m:t>​</m:t>
+              </m:r>
+              <m:d>
+                <m:dPr>
+                  <m:begChr m:val="["/>
+                  <m:sepChr m:val=""/>
+                  <m:endChr m:val="]"/>
+                  <m:grow/>
+                </m:dPr>
+                <m:e>
+                  <m:r>
+                    <m:t>Y</m:t>
+                  </m:r>
+                  <m:r>
+                    <m:rPr>
+                      <m:sty m:val="p"/>
+                    </m:rPr>
+                    <m:t>−</m:t>
+                  </m:r>
+                  <m:r>
+                    <m:t>μ</m:t>
+                  </m:r>
+                </m:e>
+              </m:d>
+              <m:r>
+                <m:t>​</m:t>
+              </m:r>
+              <m:r>
+                <m:rPr>
+                  <m:sty m:val="p"/>
+                </m:rPr>
+                <m:t>=</m:t>
+              </m:r>
+              <m:r>
+                <m:rPr>
+                  <m:sty m:val="p"/>
+                </m:rPr>
+                <m:t>E</m:t>
+              </m:r>
+              <m:r>
+                <m:t>​</m:t>
+              </m:r>
+              <m:d>
+                <m:dPr>
+                  <m:begChr m:val="["/>
+                  <m:sepChr m:val=""/>
+                  <m:endChr m:val="]"/>
+                  <m:grow/>
+                </m:dPr>
+                <m:e>
+                  <m:r>
+                    <m:t>Y</m:t>
+                  </m:r>
+                </m:e>
+              </m:d>
+              <m:r>
+                <m:t>​</m:t>
+              </m:r>
+              <m:r>
+                <m:rPr>
+                  <m:sty m:val="p"/>
+                </m:rPr>
+                <m:t>−</m:t>
+              </m:r>
+              <m:r>
+                <m:t>μ</m:t>
+              </m:r>
+              <m:r>
+                <m:rPr>
+                  <m:sty m:val="p"/>
+                </m:rPr>
+                <m:t>=</m:t>
+              </m:r>
+              <m:r>
+                <m:t>0</m:t>
+              </m:r>
+              <m:r>
+                <m:rPr>
+                  <m:nor/>
+                  <m:sty m:val="p"/>
+                </m:rPr>
+                <m:t>)</m:t>
+              </m:r>
+            </m:e>
+            <m:e>
+              <m:r>
+                <m:t>&amp;</m:t>
+              </m:r>
+              <m:r>
+                <m:rPr>
+                  <m:sty m:val="p"/>
+                </m:rPr>
+                <m:t>=</m:t>
+              </m:r>
+              <m:r>
+                <m:rPr>
+                  <m:sty m:val="p"/>
+                </m:rPr>
+                <m:t>Var</m:t>
+              </m:r>
+              <m:r>
+                <m:t>​</m:t>
+              </m:r>
+              <m:d>
+                <m:dPr>
+                  <m:begChr m:val="("/>
+                  <m:sepChr m:val=""/>
+                  <m:endChr m:val=")"/>
+                  <m:grow/>
+                </m:dPr>
+                <m:e>
+                  <m:r>
+                    <m:t>Y</m:t>
+                  </m:r>
+                </m:e>
+              </m:d>
+              <m:r>
+                <m:t>​</m:t>
+              </m:r>
+              <m:r>
+                <m:rPr>
+                  <m:sty m:val="p"/>
+                </m:rPr>
+                <m:t>+</m:t>
+              </m:r>
+              <m:r>
+                <m:t>​</m:t>
+              </m:r>
+              <m:sSup>
+                <m:e>
+                  <m:d>
+                    <m:dPr>
+                      <m:begChr m:val="("/>
+                      <m:sepChr m:val=""/>
+                      <m:endChr m:val=")"/>
+                      <m:grow/>
+                    </m:dPr>
+                    <m:e>
+                      <m:r>
+                        <m:t>μ</m:t>
+                      </m:r>
+                      <m:r>
+                        <m:rPr>
+                          <m:sty m:val="p"/>
+                        </m:rPr>
+                        <m:t>−</m:t>
+                      </m:r>
+                      <m:r>
+                        <m:t>c</m:t>
+                      </m:r>
+                    </m:e>
+                  </m:d>
+                </m:e>
+                <m:sup>
+                  <m:r>
+                    <m:t>2</m:t>
+                  </m:r>
+                </m:sup>
+              </m:sSup>
+              <m:r>
+                <m:t>​</m:t>
+              </m:r>
+              <m:r>
+                <m:t>&amp;</m:t>
+              </m:r>
+              <m:r>
+                <m:t>&amp;</m:t>
+              </m:r>
+              <m:r>
+                <m:rPr>
+                  <m:nor/>
+                  <m:sty m:val="p"/>
+                </m:rPr>
+                <m:t>(zero times a number)</m:t>
+              </m:r>
+            </m:e>
+          </m:eqArr>
+        </m:oMath>
+      </m:oMathPara>
+    </w:p>
+    <w:bookmarkStart w:id="55" w:name="cor-best-constant"/>
+    <w:p>
+      <w:pPr>
+        <w:pStyle w:val="FirstParagraph"/>
+      </w:pPr>
+      <w:r>
+        <w:rPr>
+          <w:b/>
+          <w:bCs/>
+        </w:rPr>
+        <w:t xml:space="preserve">Corollary 1 (The mean is the best constant prediction under squared error)</w:t>
+      </w:r>
+      <w:r>
+        <w:t xml:space="preserve"> </w:t>
+      </w:r>
+      <w:r>
+        <w:t xml:space="preserve">Under the assumptions of</w:t>
+      </w:r>
+      <w:r>
+        <w:t xml:space="preserve"> </w:t>
+      </w:r>
+      <w:hyperlink w:anchor="thm-constant-prediction-decompose">
+        <w:r>
+          <w:rPr>
+            <w:rStyle w:val="Hyperlink"/>
+          </w:rPr>
+          <w:t xml:space="preserve">Theorem 5</w:t>
+        </w:r>
+      </w:hyperlink>
+      <w:r>
+        <w:t xml:space="preserve">,</w:t>
+      </w:r>
+    </w:p>
+    <w:p>
+      <w:pPr>
+        <w:pStyle w:val="BodyText"/>
+      </w:pPr>
+      <m:oMathPara>
+        <m:oMathParaPr>
+          <m:jc m:val="center"/>
+        </m:oMathParaPr>
+        <m:oMath>
+          <m:r>
+            <m:rPr>
+              <m:sty m:val="p"/>
+            </m:rPr>
+            <m:t>arg</m:t>
+          </m:r>
+          <m:limLow>
+            <m:e>
+              <m:r>
+                <m:rPr>
+                  <m:sty m:val="p"/>
+                </m:rPr>
+                <m:t>min</m:t>
+              </m:r>
+            </m:e>
+            <m:lim>
+              <m:r>
+                <m:t>c</m:t>
+              </m:r>
+              <m:r>
+                <m:rPr>
+                  <m:sty m:val="p"/>
+                </m:rPr>
+                <m:t>∈</m:t>
+              </m:r>
+              <m:r>
+                <m:rPr>
+                  <m:scr m:val="double-struck"/>
+                  <m:sty m:val="p"/>
+                </m:rPr>
+                <m:t>R</m:t>
+              </m:r>
+            </m:lim>
+          </m:limLow>
+          <m:r>
+            <m:rPr>
+              <m:sty m:val="p"/>
+            </m:rPr>
+            <m:t>E</m:t>
+          </m:r>
+          <m:r>
+            <m:t>​</m:t>
+          </m:r>
+          <m:d>
+            <m:dPr>
+              <m:begChr m:val="["/>
+              <m:sepChr m:val=""/>
+              <m:endChr m:val="]"/>
+              <m:grow/>
+            </m:dPr>
+            <m:e>
+              <m:r>
+                <m:t>​</m:t>
+              </m:r>
+              <m:sSup>
+                <m:e>
+                  <m:d>
+                    <m:dPr>
+                      <m:begChr m:val="("/>
+                      <m:sepChr m:val=""/>
+                      <m:endChr m:val=")"/>
+                      <m:grow/>
+                    </m:dPr>
+                    <m:e>
+                      <m:r>
+                        <m:t>Y</m:t>
+                      </m:r>
+                      <m:r>
+                        <m:rPr>
+                          <m:sty m:val="p"/>
+                        </m:rPr>
+                        <m:t>−</m:t>
+                      </m:r>
+                      <m:r>
+                        <m:t>c</m:t>
+                      </m:r>
+                    </m:e>
+                  </m:d>
+                </m:e>
+                <m:sup>
+                  <m:r>
+                    <m:t>2</m:t>
+                  </m:r>
+                </m:sup>
+              </m:sSup>
+              <m:r>
+                <m:t>​</m:t>
+              </m:r>
+            </m:e>
+          </m:d>
+          <m:r>
+            <m:t>​</m:t>
+          </m:r>
+          <m:r>
+            <m:rPr>
+              <m:sty m:val="p"/>
+            </m:rPr>
+            <m:t>=</m:t>
+          </m:r>
+          <m:r>
+            <m:t>​</m:t>
+          </m:r>
+          <m:d>
+            <m:dPr>
+              <m:begChr m:val="{"/>
+              <m:sepChr m:val=""/>
+              <m:endChr m:val="}"/>
+              <m:grow/>
+            </m:dPr>
+            <m:e>
+              <m:r>
+                <m:t>μ</m:t>
+              </m:r>
+            </m:e>
+          </m:d>
+          <m:r>
+            <m:t>​</m:t>
+          </m:r>
+          <m:r>
+            <m:t> </m:t>
+          </m:r>
+          <m:r>
+            <m:rPr>
+              <m:nor/>
+              <m:sty m:val="p"/>
+            </m:rPr>
+            <m:t>and</m:t>
+          </m:r>
+          <m:r>
+            <m:t> </m:t>
+          </m:r>
+          <m:limLow>
+            <m:e>
+              <m:r>
+                <m:rPr>
+                  <m:sty m:val="p"/>
+                </m:rPr>
+                <m:t>min</m:t>
+              </m:r>
+            </m:e>
+            <m:lim>
+              <m:r>
+                <m:t>c</m:t>
+              </m:r>
+              <m:r>
+                <m:rPr>
+                  <m:sty m:val="p"/>
+                </m:rPr>
+                <m:t>∈</m:t>
+              </m:r>
+              <m:r>
+                <m:rPr>
+                  <m:scr m:val="double-struck"/>
+                  <m:sty m:val="p"/>
+                </m:rPr>
+                <m:t>R</m:t>
+              </m:r>
+            </m:lim>
+          </m:limLow>
+          <m:r>
+            <m:rPr>
+              <m:sty m:val="p"/>
+            </m:rPr>
+            <m:t>E</m:t>
+          </m:r>
+          <m:r>
+            <m:t>​</m:t>
+          </m:r>
+          <m:d>
+            <m:dPr>
+              <m:begChr m:val="["/>
+              <m:sepChr m:val=""/>
+              <m:endChr m:val="]"/>
+              <m:grow/>
+            </m:dPr>
+            <m:e>
+              <m:r>
+                <m:t>​</m:t>
+              </m:r>
+              <m:sSup>
+                <m:e>
+                  <m:d>
+                    <m:dPr>
+                      <m:begChr m:val="("/>
+                      <m:sepChr m:val=""/>
+                      <m:endChr m:val=")"/>
+                      <m:grow/>
+                    </m:dPr>
+                    <m:e>
+                      <m:r>
+                        <m:t>Y</m:t>
+                      </m:r>
+                      <m:r>
+                        <m:rPr>
+                          <m:sty m:val="p"/>
+                        </m:rPr>
+                        <m:t>−</m:t>
+                      </m:r>
+                      <m:r>
+                        <m:t>c</m:t>
+                      </m:r>
+                    </m:e>
+                  </m:d>
+                </m:e>
+                <m:sup>
+                  <m:r>
+                    <m:t>2</m:t>
+                  </m:r>
+                </m:sup>
+              </m:sSup>
+              <m:r>
+                <m:t>​</m:t>
+              </m:r>
+            </m:e>
+          </m:d>
+          <m:r>
+            <m:t>​</m:t>
+          </m:r>
+          <m:r>
+            <m:rPr>
+              <m:sty m:val="p"/>
+            </m:rPr>
+            <m:t>=</m:t>
+          </m:r>
+          <m:r>
+            <m:rPr>
+              <m:sty m:val="p"/>
+            </m:rPr>
+            <m:t>Var</m:t>
+          </m:r>
+          <m:r>
+            <m:t>​</m:t>
+          </m:r>
+          <m:d>
+            <m:dPr>
+              <m:begChr m:val="("/>
+              <m:sepChr m:val=""/>
+              <m:endChr m:val=")"/>
+              <m:grow/>
+            </m:dPr>
+            <m:e>
+              <m:r>
+                <m:t>Y</m:t>
+              </m:r>
+            </m:e>
+          </m:d>
+          <m:r>
+            <m:t>​</m:t>
+          </m:r>
+          <m:r>
+            <m:rPr>
+              <m:sty m:val="p"/>
+            </m:rPr>
+            <m:t>,</m:t>
+          </m:r>
+        </m:oMath>
+      </m:oMathPara>
+    </w:p>
+    <w:p>
+      <w:pPr>
+        <w:pStyle w:val="FirstParagraph"/>
+      </w:pPr>
+      <w:r>
+        <w:t xml:space="preserve">where</w:t>
+      </w:r>
+      <w:r>
+        <w:t xml:space="preserve"> </w:t>
+      </w:r>
+      <m:oMath>
+        <m:r>
+          <m:rPr>
+            <m:sty m:val="p"/>
+          </m:rPr>
+          <m:t>arg</m:t>
+        </m:r>
+        <m:r>
+          <m:rPr>
+            <m:sty m:val="p"/>
+          </m:rPr>
+          <m:t>min</m:t>
+        </m:r>
+      </m:oMath>
+      <w:r>
+        <w:t xml:space="preserve"> </w:t>
+      </w:r>
+      <w:r>
+        <w:t xml:space="preserve">is the</w:t>
+      </w:r>
+      <w:r>
+        <w:t xml:space="preserve"> </w:t>
+      </w:r>
+      <w:hyperlink r:id="rId54">
+        <w:r>
+          <w:rPr>
+            <w:rStyle w:val="Hyperlink"/>
+          </w:rPr>
+          <w:t xml:space="preserve">set of minimizers</w:t>
+        </w:r>
+      </w:hyperlink>
+      <w:r>
+        <w:t xml:space="preserve">.</w:t>
+      </w:r>
+    </w:p>
+    <w:bookmarkEnd w:id="55"/>
+    <w:p>
+      <w:pPr>
+        <w:pStyle w:val="BodyText"/>
+      </w:pPr>
+      <w:r>
+        <w:rPr>
+          <w:i/>
+          <w:iCs/>
+        </w:rPr>
+        <w:t xml:space="preserve">Proof</w:t>
+      </w:r>
+      <w:r>
+        <w:t xml:space="preserve">. </w:t>
+      </w:r>
+      <w:r>
+        <w:t xml:space="preserve">In</w:t>
+      </w:r>
+      <w:r>
+        <w:t xml:space="preserve"> </w:t>
+      </w:r>
+      <w:hyperlink w:anchor="eq-constant-prediction-decompose">
+        <w:r>
+          <w:rPr>
+            <w:rStyle w:val="Hyperlink"/>
+          </w:rPr>
+          <w:t xml:space="preserve">Equation 2</w:t>
+        </w:r>
+      </w:hyperlink>
+      <w:r>
+        <w:t xml:space="preserve"> </w:t>
+      </w:r>
+      <w:r>
+        <w:t xml:space="preserve">the first term,</w:t>
+      </w:r>
+      <w:r>
+        <w:t xml:space="preserve"> </w:t>
+      </w:r>
+      <m:oMath>
+        <m:r>
+          <m:rPr>
+            <m:sty m:val="p"/>
+          </m:rPr>
+          <m:t>Var</m:t>
+        </m:r>
+        <m:r>
+          <m:t>​</m:t>
+        </m:r>
+        <m:d>
+          <m:dPr>
+            <m:begChr m:val="("/>
+            <m:sepChr m:val=""/>
+            <m:endChr m:val=")"/>
+            <m:grow/>
+          </m:dPr>
+          <m:e>
+            <m:r>
+              <m:t>Y</m:t>
+            </m:r>
+          </m:e>
+        </m:d>
+        <m:r>
+          <m:t>​</m:t>
+        </m:r>
+      </m:oMath>
+      <w:r>
+        <w:t xml:space="preserve">, does not depend on</w:t>
+      </w:r>
+      <w:r>
+        <w:t xml:space="preserve"> </w:t>
+      </w:r>
+      <m:oMath>
+        <m:r>
+          <m:t>c</m:t>
+        </m:r>
+      </m:oMath>
+      <w:r>
+        <w:t xml:space="preserve">.</w:t>
+      </w:r>
+      <w:r>
+        <w:t xml:space="preserve"> </w:t>
+      </w:r>
+      <w:r>
+        <w:t xml:space="preserve">The second term,</w:t>
+      </w:r>
+      <w:r>
+        <w:t xml:space="preserve"> </w:t>
+      </w:r>
+      <m:oMath>
+        <m:r>
+          <m:t>​</m:t>
+        </m:r>
+        <m:sSup>
+          <m:e>
+            <m:d>
+              <m:dPr>
+                <m:begChr m:val="("/>
+                <m:sepChr m:val=""/>
+                <m:endChr m:val=")"/>
+                <m:grow/>
+              </m:dPr>
+              <m:e>
+                <m:r>
+                  <m:t>μ</m:t>
+                </m:r>
+                <m:r>
+                  <m:rPr>
+                    <m:sty m:val="p"/>
+                  </m:rPr>
+                  <m:t>−</m:t>
+                </m:r>
+                <m:r>
+                  <m:t>c</m:t>
+                </m:r>
+              </m:e>
+            </m:d>
+          </m:e>
+          <m:sup>
+            <m:r>
+              <m:t>2</m:t>
+            </m:r>
+          </m:sup>
+        </m:sSup>
+        <m:r>
+          <m:t>​</m:t>
+        </m:r>
+      </m:oMath>
+      <w:r>
+        <w:t xml:space="preserve">, is a square, so it is never negative,</w:t>
+      </w:r>
+      <w:r>
+        <w:t xml:space="preserve"> </w:t>
+      </w:r>
+      <w:r>
+        <w:t xml:space="preserve">and it is zero exactly when</w:t>
+      </w:r>
+      <w:r>
+        <w:t xml:space="preserve"> </w:t>
+      </w:r>
+      <m:oMath>
+        <m:r>
+          <m:t>c</m:t>
+        </m:r>
+        <m:r>
+          <m:rPr>
+            <m:sty m:val="p"/>
+          </m:rPr>
+          <m:t>=</m:t>
+        </m:r>
+        <m:r>
+          <m:t>μ</m:t>
+        </m:r>
+      </m:oMath>
+      <w:r>
+        <w:t xml:space="preserve">.</w:t>
+      </w:r>
+      <w:r>
+        <w:t xml:space="preserve"> </w:t>
+      </w:r>
+      <w:r>
+        <w:t xml:space="preserve">So</w:t>
+      </w:r>
+      <w:r>
+        <w:t xml:space="preserve"> </w:t>
+      </w:r>
+      <m:oMath>
+        <m:r>
+          <m:t>c</m:t>
+        </m:r>
+        <m:r>
+          <m:rPr>
+            <m:sty m:val="p"/>
+          </m:rPr>
+          <m:t>=</m:t>
+        </m:r>
+        <m:r>
+          <m:t>μ</m:t>
+        </m:r>
+      </m:oMath>
+      <w:r>
+        <w:t xml:space="preserve"> </w:t>
+      </w:r>
+      <w:r>
+        <w:t xml:space="preserve">minimizes the expected squared error and no other number does,</w:t>
+      </w:r>
+      <w:r>
+        <w:t xml:space="preserve"> </w:t>
+      </w:r>
+      <w:r>
+        <w:t xml:space="preserve">and at</w:t>
+      </w:r>
+      <w:r>
+        <w:t xml:space="preserve"> </w:t>
+      </w:r>
+      <m:oMath>
+        <m:r>
+          <m:t>c</m:t>
+        </m:r>
+        <m:r>
+          <m:rPr>
+            <m:sty m:val="p"/>
+          </m:rPr>
+          <m:t>=</m:t>
+        </m:r>
+        <m:r>
+          <m:t>μ</m:t>
+        </m:r>
+      </m:oMath>
+      <w:r>
+        <w:t xml:space="preserve"> </w:t>
+      </w:r>
+      <w:r>
+        <w:t xml:space="preserve">the expected squared error is</w:t>
+      </w:r>
+      <w:r>
+        <w:t xml:space="preserve"> </w:t>
+      </w:r>
+      <m:oMath>
+        <m:r>
+          <m:rPr>
+            <m:sty m:val="p"/>
+          </m:rPr>
+          <m:t>Var</m:t>
+        </m:r>
+        <m:r>
+          <m:t>​</m:t>
+        </m:r>
+        <m:d>
+          <m:dPr>
+            <m:begChr m:val="("/>
+            <m:sepChr m:val=""/>
+            <m:endChr m:val=")"/>
+            <m:grow/>
+          </m:dPr>
+          <m:e>
+            <m:r>
+              <m:t>Y</m:t>
+            </m:r>
+          </m:e>
+        </m:d>
+        <m:r>
+          <m:t>​</m:t>
+        </m:r>
+      </m:oMath>
+      <w:r>
+        <w:t xml:space="preserve">.</w:t>
+      </w:r>
+    </w:p>
+    <w:bookmarkStart w:id="57" w:name="exm-best-constant-auto"/>
+    <w:p>
+      <w:pPr>
+        <w:pStyle w:val="BodyText"/>
+      </w:pPr>
+      <w:r>
+        <w:rPr>
+          <w:b/>
+          <w:bCs/>
+        </w:rPr>
+        <w:t xml:space="preserve">Example 9 (The best constant prediction of fuel economy)</w:t>
+      </w:r>
+      <w:r>
+        <w:t xml:space="preserve"> </w:t>
+      </w:r>
+      <w:r>
+        <w:t xml:space="preserve">Take the 392 cars in the Auto data</w:t>
+      </w:r>
+      <w:r>
+        <w:t xml:space="preserve"> </w:t>
+      </w:r>
+      <w:hyperlink r:id="rId56">
+        <w:r>
+          <w:rPr>
+            <w:rStyle w:val="Hyperlink"/>
+          </w:rPr>
+          <w:t xml:space="preserve">described on the limit theorems page</w:t>
+        </w:r>
+      </w:hyperlink>
+      <w:r>
+        <w:t xml:space="preserve"> </w:t>
+      </w:r>
+      <w:r>
+        <w:t xml:space="preserve">as the whole population,</w:t>
+      </w:r>
+      <w:r>
+        <w:t xml:space="preserve"> </w:t>
+      </w:r>
+      <w:r>
+        <w:t xml:space="preserve">and predict the fuel economy (</w:t>
+      </w:r>
+      <w:r>
+        <w:rPr>
+          <w:rStyle w:val="VerbatimChar"/>
+        </w:rPr>
+        <w:t xml:space="preserve">mpg</w:t>
+      </w:r>
+      <w:r>
+        <w:t xml:space="preserve">) of a car drawn at random with one number</w:t>
+      </w:r>
+      <w:r>
+        <w:t xml:space="preserve"> </w:t>
+      </w:r>
+      <m:oMath>
+        <m:r>
+          <m:t>c</m:t>
+        </m:r>
+      </m:oMath>
+      <w:r>
+        <w:t xml:space="preserve">.</w:t>
+      </w:r>
+      <w:r>
+        <w:t xml:space="preserve"> </w:t>
+      </w:r>
+      <w:r>
+        <w:t xml:space="preserve">The code below computes the expected squared error of three constants,</w:t>
+      </w:r>
+      <w:r>
+        <w:t xml:space="preserve"> </w:t>
+      </w:r>
+      <w:r>
+        <w:t xml:space="preserve">and sets each beside the right side of</w:t>
+      </w:r>
+      <w:r>
+        <w:t xml:space="preserve"> </w:t>
+      </w:r>
+      <w:hyperlink w:anchor="eq-constant-prediction-decompose">
+        <w:r>
+          <w:rPr>
+            <w:rStyle w:val="Hyperlink"/>
+          </w:rPr>
+          <w:t xml:space="preserve">Equation 2</w:t>
+        </w:r>
+      </w:hyperlink>
+      <w:r>
+        <w:t xml:space="preserve">.</w:t>
+      </w:r>
+    </w:p>
+    <w:p>
+      <w:pPr>
+        <w:pStyle w:val="SourceCode"/>
+      </w:pPr>
+      <w:r>
+        <w:rPr>
+          <w:rStyle w:val="NormalTok"/>
+        </w:rPr>
+        <w:t xml:space="preserve">mpg </w:t>
+      </w:r>
+      <w:r>
+        <w:rPr>
+          <w:rStyle w:val="OtherTok"/>
+        </w:rPr>
+        <w:t xml:space="preserve">&lt;-</w:t>
+      </w:r>
+      <w:r>
+        <w:rPr>
+          <w:rStyle w:val="NormalTok"/>
+        </w:rPr>
+        <w:t xml:space="preserve"> </w:t>
+      </w:r>
+      <w:r>
+        <w:rPr>
+          <w:rStyle w:val="FunctionTok"/>
+        </w:rPr>
+        <w:t xml:space="preserve">read.csv</w:t>
+      </w:r>
+      <w:r>
+        <w:rPr>
+          <w:rStyle w:val="NormalTok"/>
+        </w:rPr>
+        <w:t xml:space="preserve">(</w:t>
+      </w:r>
+      <w:r>
+        <w:rPr>
+          <w:rStyle w:val="StringTok"/>
+        </w:rPr>
+        <w:t xml:space="preserve">"data/auto.csv"</w:t>
+      </w:r>
+      <w:r>
+        <w:rPr>
+          <w:rStyle w:val="NormalTok"/>
+        </w:rPr>
+        <w:t xml:space="preserve">)</w:t>
+      </w:r>
+      <w:r>
+        <w:rPr>
+          <w:rStyle w:val="SpecialCharTok"/>
+        </w:rPr>
+        <w:t xml:space="preserve">$</w:t>
+      </w:r>
+      <w:r>
+        <w:rPr>
+          <w:rStyle w:val="NormalTok"/>
+        </w:rPr>
+        <w:t xml:space="preserve">mpg</w:t>
+      </w:r>
+      <w:r>
+        <w:br/>
+      </w:r>
+      <w:r>
+        <w:rPr>
+          <w:rStyle w:val="NormalTok"/>
+        </w:rPr>
+        <w:t xml:space="preserve">mu </w:t>
+      </w:r>
+      <w:r>
+        <w:rPr>
+          <w:rStyle w:val="OtherTok"/>
+        </w:rPr>
+        <w:t xml:space="preserve">&lt;-</w:t>
+      </w:r>
+      <w:r>
+        <w:rPr>
+          <w:rStyle w:val="NormalTok"/>
+        </w:rPr>
+        <w:t xml:space="preserve"> </w:t>
+      </w:r>
+      <w:r>
+        <w:rPr>
+          <w:rStyle w:val="FunctionTok"/>
+        </w:rPr>
+        <w:t xml:space="preserve">mean</w:t>
+      </w:r>
+      <w:r>
+        <w:rPr>
+          <w:rStyle w:val="NormalTok"/>
+        </w:rPr>
+        <w:t xml:space="preserve">(mpg)</w:t>
+      </w:r>
+      <w:r>
+        <w:br/>
+      </w:r>
+      <w:r>
+        <w:rPr>
+          <w:rStyle w:val="NormalTok"/>
+        </w:rPr>
+        <w:t xml:space="preserve">sigma2 </w:t>
+      </w:r>
+      <w:r>
+        <w:rPr>
+          <w:rStyle w:val="OtherTok"/>
+        </w:rPr>
+        <w:t xml:space="preserve">&lt;-</w:t>
+      </w:r>
+      <w:r>
+        <w:rPr>
+          <w:rStyle w:val="NormalTok"/>
+        </w:rPr>
+        <w:t xml:space="preserve"> </w:t>
+      </w:r>
+      <w:r>
+        <w:rPr>
+          <w:rStyle w:val="FunctionTok"/>
+        </w:rPr>
+        <w:t xml:space="preserve">mean</w:t>
+      </w:r>
+      <w:r>
+        <w:rPr>
+          <w:rStyle w:val="NormalTok"/>
+        </w:rPr>
+        <w:t xml:space="preserve">((mpg </w:t>
+      </w:r>
+      <w:r>
+        <w:rPr>
+          <w:rStyle w:val="SpecialCharTok"/>
+        </w:rPr>
+        <w:t xml:space="preserve">-</w:t>
+      </w:r>
+      <w:r>
+        <w:rPr>
+          <w:rStyle w:val="NormalTok"/>
+        </w:rPr>
+        <w:t xml:space="preserve"> mu)</w:t>
+      </w:r>
+      <w:r>
+        <w:rPr>
+          <w:rStyle w:val="SpecialCharTok"/>
+        </w:rPr>
+        <w:t xml:space="preserve">^</w:t>
+      </w:r>
+      <w:r>
+        <w:rPr>
+          <w:rStyle w:val="DecValTok"/>
+        </w:rPr>
+        <w:t xml:space="preserve">2</w:t>
+      </w:r>
+      <w:r>
+        <w:rPr>
+          <w:rStyle w:val="NormalTok"/>
+        </w:rPr>
+        <w:t xml:space="preserve">)</w:t>
+      </w:r>
+      <w:r>
+        <w:br/>
+      </w:r>
+      <w:r>
+        <w:br/>
+      </w:r>
+      <w:r>
+        <w:rPr>
+          <w:rStyle w:val="NormalTok"/>
+        </w:rPr>
+        <w:t xml:space="preserve">c_values </w:t>
+      </w:r>
+      <w:r>
+        <w:rPr>
+          <w:rStyle w:val="OtherTok"/>
+        </w:rPr>
+        <w:t xml:space="preserve">&lt;-</w:t>
+      </w:r>
+      <w:r>
+        <w:rPr>
+          <w:rStyle w:val="NormalTok"/>
+        </w:rPr>
+        <w:t xml:space="preserve"> </w:t>
+      </w:r>
+      <w:r>
+        <w:rPr>
+          <w:rStyle w:val="FunctionTok"/>
+        </w:rPr>
+        <w:t xml:space="preserve">c</w:t>
+      </w:r>
+      <w:r>
+        <w:rPr>
+          <w:rStyle w:val="NormalTok"/>
+        </w:rPr>
+        <w:t xml:space="preserve">(</w:t>
+      </w:r>
+      <w:r>
+        <w:rPr>
+          <w:rStyle w:val="AttributeTok"/>
+        </w:rPr>
+        <w:t xml:space="preserve">mean =</w:t>
+      </w:r>
+      <w:r>
+        <w:rPr>
+          <w:rStyle w:val="NormalTok"/>
+        </w:rPr>
+        <w:t xml:space="preserve"> mu, </w:t>
+      </w:r>
+      <w:r>
+        <w:rPr>
+          <w:rStyle w:val="AttributeTok"/>
+        </w:rPr>
+        <w:t xml:space="preserve">median =</w:t>
+      </w:r>
+      <w:r>
+        <w:rPr>
+          <w:rStyle w:val="NormalTok"/>
+        </w:rPr>
+        <w:t xml:space="preserve"> </w:t>
+      </w:r>
+      <w:r>
+        <w:rPr>
+          <w:rStyle w:val="FunctionTok"/>
+        </w:rPr>
+        <w:t xml:space="preserve">median</w:t>
+      </w:r>
+      <w:r>
+        <w:rPr>
+          <w:rStyle w:val="NormalTok"/>
+        </w:rPr>
+        <w:t xml:space="preserve">(mpg), </w:t>
+      </w:r>
+      <w:r>
+        <w:rPr>
+          <w:rStyle w:val="AttributeTok"/>
+        </w:rPr>
+        <w:t xml:space="preserve">twenty =</w:t>
+      </w:r>
+      <w:r>
+        <w:rPr>
+          <w:rStyle w:val="NormalTok"/>
+        </w:rPr>
+        <w:t xml:space="preserve"> </w:t>
+      </w:r>
+      <w:r>
+        <w:rPr>
+          <w:rStyle w:val="DecValTok"/>
+        </w:rPr>
+        <w:t xml:space="preserve">20</w:t>
+      </w:r>
+      <w:r>
+        <w:rPr>
+          <w:rStyle w:val="NormalTok"/>
+        </w:rPr>
+        <w:t xml:space="preserve">)</w:t>
+      </w:r>
+      <w:r>
+        <w:br/>
+      </w:r>
+      <w:r>
+        <w:rPr>
+          <w:rStyle w:val="FunctionTok"/>
+        </w:rPr>
+        <w:t xml:space="preserve">data.frame</w:t>
+      </w:r>
+      <w:r>
+        <w:rPr>
+          <w:rStyle w:val="NormalTok"/>
+        </w:rPr>
+        <w:t xml:space="preserve">(</w:t>
+      </w:r>
+      <w:r>
+        <w:br/>
+      </w:r>
+      <w:r>
+        <w:rPr>
+          <w:rStyle w:val="NormalTok"/>
+        </w:rPr>
+        <w:t xml:space="preserve">  </w:t>
+      </w:r>
+      <w:r>
+        <w:rPr>
+          <w:rStyle w:val="AttributeTok"/>
+        </w:rPr>
+        <w:t xml:space="preserve">c =</w:t>
+      </w:r>
+      <w:r>
+        <w:rPr>
+          <w:rStyle w:val="NormalTok"/>
+        </w:rPr>
+        <w:t xml:space="preserve"> c_values,</w:t>
+      </w:r>
+      <w:r>
+        <w:br/>
+      </w:r>
+      <w:r>
+        <w:rPr>
+          <w:rStyle w:val="NormalTok"/>
+        </w:rPr>
+        <w:t xml:space="preserve">  </w:t>
+      </w:r>
+      <w:r>
+        <w:rPr>
+          <w:rStyle w:val="AttributeTok"/>
+        </w:rPr>
+        <w:t xml:space="preserve">expected_squared_error =</w:t>
+      </w:r>
+      <w:r>
+        <w:rPr>
+          <w:rStyle w:val="NormalTok"/>
+        </w:rPr>
+        <w:t xml:space="preserve"> </w:t>
+      </w:r>
+      <w:r>
+        <w:rPr>
+          <w:rStyle w:val="FunctionTok"/>
+        </w:rPr>
+        <w:t xml:space="preserve">sapply</w:t>
+      </w:r>
+      <w:r>
+        <w:rPr>
+          <w:rStyle w:val="NormalTok"/>
+        </w:rPr>
+        <w:t xml:space="preserve">(c_values, </w:t>
+      </w:r>
+      <w:r>
+        <w:rPr>
+          <w:rStyle w:val="ControlFlowTok"/>
+        </w:rPr>
+        <w:t xml:space="preserve">function</w:t>
+      </w:r>
+      <w:r>
+        <w:rPr>
+          <w:rStyle w:val="NormalTok"/>
+        </w:rPr>
+        <w:t xml:space="preserve">(cc) </w:t>
+      </w:r>
+      <w:r>
+        <w:rPr>
+          <w:rStyle w:val="FunctionTok"/>
+        </w:rPr>
+        <w:t xml:space="preserve">mean</w:t>
+      </w:r>
+      <w:r>
+        <w:rPr>
+          <w:rStyle w:val="NormalTok"/>
+        </w:rPr>
+        <w:t xml:space="preserve">((mpg </w:t>
+      </w:r>
+      <w:r>
+        <w:rPr>
+          <w:rStyle w:val="SpecialCharTok"/>
+        </w:rPr>
+        <w:t xml:space="preserve">-</w:t>
+      </w:r>
+      <w:r>
+        <w:rPr>
+          <w:rStyle w:val="NormalTok"/>
+        </w:rPr>
+        <w:t xml:space="preserve"> cc)</w:t>
+      </w:r>
+      <w:r>
+        <w:rPr>
+          <w:rStyle w:val="SpecialCharTok"/>
+        </w:rPr>
+        <w:t xml:space="preserve">^</w:t>
+      </w:r>
+      <w:r>
+        <w:rPr>
+          <w:rStyle w:val="DecValTok"/>
+        </w:rPr>
+        <w:t xml:space="preserve">2</w:t>
+      </w:r>
+      <w:r>
+        <w:rPr>
+          <w:rStyle w:val="NormalTok"/>
+        </w:rPr>
+        <w:t xml:space="preserve">)),</w:t>
+      </w:r>
+      <w:r>
+        <w:br/>
+      </w:r>
+      <w:r>
+        <w:rPr>
+          <w:rStyle w:val="NormalTok"/>
+        </w:rPr>
+        <w:t xml:space="preserve">  </w:t>
+      </w:r>
+      <w:r>
+        <w:rPr>
+          <w:rStyle w:val="AttributeTok"/>
+        </w:rPr>
+        <w:t xml:space="preserve">decomposition =</w:t>
+      </w:r>
+      <w:r>
+        <w:rPr>
+          <w:rStyle w:val="NormalTok"/>
+        </w:rPr>
+        <w:t xml:space="preserve"> sigma2 </w:t>
+      </w:r>
+      <w:r>
+        <w:rPr>
+          <w:rStyle w:val="SpecialCharTok"/>
+        </w:rPr>
+        <w:t xml:space="preserve">+</w:t>
+      </w:r>
+      <w:r>
+        <w:rPr>
+          <w:rStyle w:val="NormalTok"/>
+        </w:rPr>
+        <w:t xml:space="preserve"> (mu </w:t>
+      </w:r>
+      <w:r>
+        <w:rPr>
+          <w:rStyle w:val="SpecialCharTok"/>
+        </w:rPr>
+        <w:t xml:space="preserve">-</w:t>
+      </w:r>
+      <w:r>
+        <w:rPr>
+          <w:rStyle w:val="NormalTok"/>
+        </w:rPr>
+        <w:t xml:space="preserve"> c_values)</w:t>
+      </w:r>
+      <w:r>
+        <w:rPr>
+          <w:rStyle w:val="SpecialCharTok"/>
+        </w:rPr>
+        <w:t xml:space="preserve">^</w:t>
+      </w:r>
+      <w:r>
+        <w:rPr>
+          <w:rStyle w:val="DecValTok"/>
+        </w:rPr>
+        <w:t xml:space="preserve">2</w:t>
+      </w:r>
+      <w:r>
+        <w:br/>
+      </w:r>
+      <w:r>
+        <w:rPr>
+          <w:rStyle w:val="NormalTok"/>
+        </w:rPr>
+        <w:t xml:space="preserve">)</w:t>
+      </w:r>
+      <w:r>
+        <w:br/>
+      </w:r>
+      <w:r>
+        <w:rPr>
+          <w:rStyle w:val="CommentTok"/>
+        </w:rPr>
+        <w:t xml:space="preserve">#&gt; # A tibble: 3 × 3</w:t>
+      </w:r>
+      <w:r>
+        <w:br/>
+      </w:r>
+      <w:r>
+        <w:rPr>
+          <w:rStyle w:val="CommentTok"/>
+        </w:rPr>
+        <w:t xml:space="preserve">#&gt;       c expected_squared_error decomposition</w:t>
+      </w:r>
+      <w:r>
+        <w:br/>
+      </w:r>
+      <w:r>
+        <w:rPr>
+          <w:rStyle w:val="CommentTok"/>
+        </w:rPr>
+        <w:t xml:space="preserve">#&gt;   &lt;dbl&gt;                  &lt;dbl&gt;         &lt;dbl&gt;</w:t>
+      </w:r>
+      <w:r>
+        <w:br/>
+      </w:r>
+      <w:r>
+        <w:rPr>
+          <w:rStyle w:val="CommentTok"/>
+        </w:rPr>
+        <w:t xml:space="preserve">#&gt; 1  23.4                   60.8          60.8</w:t>
+      </w:r>
+      <w:r>
+        <w:br/>
+      </w:r>
+      <w:r>
+        <w:rPr>
+          <w:rStyle w:val="CommentTok"/>
+        </w:rPr>
+        <w:t xml:space="preserve">#&gt; 2  22.8                   61.2          61.2</w:t>
+      </w:r>
+      <w:r>
+        <w:br/>
+      </w:r>
+      <w:r>
+        <w:rPr>
+          <w:rStyle w:val="CommentTok"/>
+        </w:rPr>
+        <w:t xml:space="preserve">#&gt; 3  20                     72.6          72.6</w:t>
+      </w:r>
+    </w:p>
+    <w:p>
+      <w:pPr>
+        <w:pStyle w:val="FirstParagraph"/>
+      </w:pPr>
+      <w:r>
+        <w:t xml:space="preserve">The two columns agree, as</w:t>
+      </w:r>
+      <w:r>
+        <w:t xml:space="preserve"> </w:t>
+      </w:r>
+      <w:hyperlink w:anchor="thm-constant-prediction-decompose">
+        <w:r>
+          <w:rPr>
+            <w:rStyle w:val="Hyperlink"/>
+          </w:rPr>
+          <w:t xml:space="preserve">Theorem 5</w:t>
+        </w:r>
+      </w:hyperlink>
+      <w:r>
+        <w:t xml:space="preserve"> </w:t>
+      </w:r>
+      <w:r>
+        <w:t xml:space="preserve">says.</w:t>
+      </w:r>
+      <w:r>
+        <w:t xml:space="preserve"> </w:t>
+      </w:r>
+      <w:r>
+        <w:t xml:space="preserve">The mean, 23.45, has the smallest expected squared error, 60.76,</w:t>
+      </w:r>
+      <w:r>
+        <w:t xml:space="preserve"> </w:t>
+      </w:r>
+      <w:r>
+        <w:t xml:space="preserve">which is the variance of</w:t>
+      </w:r>
+      <w:r>
+        <w:t xml:space="preserve"> </w:t>
+      </w:r>
+      <w:r>
+        <w:rPr>
+          <w:rStyle w:val="VerbatimChar"/>
+        </w:rPr>
+        <w:t xml:space="preserve">mpg</w:t>
+      </w:r>
+      <w:r>
+        <w:t xml:space="preserve"> </w:t>
+      </w:r>
+      <w:r>
+        <w:t xml:space="preserve">over these cars (divisor the number of cars, not one fewer), as</w:t>
+      </w:r>
+      <w:r>
+        <w:t xml:space="preserve"> </w:t>
+      </w:r>
+      <w:hyperlink w:anchor="cor-best-constant">
+        <w:r>
+          <w:rPr>
+            <w:rStyle w:val="Hyperlink"/>
+          </w:rPr>
+          <w:t xml:space="preserve">Corollary 1</w:t>
+        </w:r>
+      </w:hyperlink>
+      <w:r>
+        <w:t xml:space="preserve"> </w:t>
+      </w:r>
+      <w:r>
+        <w:t xml:space="preserve">says;</w:t>
+      </w:r>
+      <w:r>
+        <w:t xml:space="preserve"> </w:t>
+      </w:r>
+      <w:r>
+        <w:t xml:space="preserve">the median and</w:t>
+      </w:r>
+      <w:r>
+        <w:t xml:space="preserve"> </w:t>
+      </w:r>
+      <m:oMath>
+        <m:r>
+          <m:t>c</m:t>
+        </m:r>
+        <m:r>
+          <m:rPr>
+            <m:sty m:val="p"/>
+          </m:rPr>
+          <m:t>=</m:t>
+        </m:r>
+        <m:r>
+          <m:t>20</m:t>
+        </m:r>
+      </m:oMath>
+      <w:r>
+        <w:t xml:space="preserve"> </w:t>
+      </w:r>
+      <w:r>
+        <w:t xml:space="preserve">are each worse by</w:t>
+      </w:r>
+      <w:r>
+        <w:t xml:space="preserve"> </w:t>
+      </w:r>
+      <m:oMath>
+        <m:r>
+          <m:t>​</m:t>
+        </m:r>
+        <m:sSup>
+          <m:e>
+            <m:d>
+              <m:dPr>
+                <m:begChr m:val="("/>
+                <m:sepChr m:val=""/>
+                <m:endChr m:val=")"/>
+                <m:grow/>
+              </m:dPr>
+              <m:e>
+                <m:r>
+                  <m:t>μ</m:t>
+                </m:r>
+                <m:r>
+                  <m:rPr>
+                    <m:sty m:val="p"/>
+                  </m:rPr>
+                  <m:t>−</m:t>
+                </m:r>
+                <m:r>
+                  <m:t>c</m:t>
+                </m:r>
+              </m:e>
+            </m:d>
+          </m:e>
+          <m:sup>
+            <m:r>
+              <m:t>2</m:t>
+            </m:r>
+          </m:sup>
+        </m:sSup>
+        <m:r>
+          <m:t>​</m:t>
+        </m:r>
+      </m:oMath>
+      <w:r>
+        <w:t xml:space="preserve">.</w:t>
+      </w:r>
+    </w:p>
+    <w:bookmarkEnd w:id="57"/>
+    <w:bookmarkEnd w:id="58"/>
+    <w:bookmarkStart w:id="66" w:name="sec-bias-variance-prediction"/>
+    <w:p>
+      <w:pPr>
+        <w:pStyle w:val="Heading2"/>
+      </w:pPr>
+      <w:r>
+        <w:t xml:space="preserve">4 Bias, variance, and prediction error</w:t>
+      </w:r>
+    </w:p>
+    <w:bookmarkStart w:id="59" w:name="exr-prediction-error"/>
     <w:p>
       <w:pPr>
         <w:pStyle w:val="FirstParagraph"/>
@@ -13739,8 +16728,8 @@
         <w:t xml:space="preserve">and which cannot?</w:t>
       </w:r>
     </w:p>
-    <w:bookmarkEnd w:id="51"/>
-    <w:bookmarkStart w:id="52" w:name="sol-prediction-error"/>
+    <w:bookmarkEnd w:id="59"/>
+    <w:bookmarkStart w:id="60" w:name="sol-prediction-error"/>
     <w:p>
       <w:pPr>
         <w:pStyle w:val="FirstParagraph"/>
@@ -14032,8 +17021,8 @@
         <w:t xml:space="preserve">in the new response.</w:t>
       </w:r>
     </w:p>
-    <w:bookmarkEnd w:id="52"/>
-    <w:bookmarkStart w:id="54" w:name="def-prediction-bias"/>
+    <w:bookmarkEnd w:id="60"/>
+    <w:bookmarkStart w:id="62" w:name="def-prediction-bias"/>
     <w:p>
       <w:pPr>
         <w:pStyle w:val="FirstParagraph"/>
@@ -14142,7 +17131,7 @@
       <w:r>
         <w:t xml:space="preserve"> </w:t>
       </w:r>
-      <w:hyperlink r:id="rId53">
+      <w:hyperlink r:id="rId61">
         <w:r>
           <w:rPr>
             <w:rStyle w:val="Hyperlink"/>
@@ -14492,7 +17481,7 @@
         </m:oMath>
       </m:oMathPara>
     </w:p>
-    <w:bookmarkEnd w:id="54"/>
+    <w:bookmarkEnd w:id="62"/>
     <w:p>
       <w:pPr>
         <w:pStyle w:val="FirstParagraph"/>
@@ -14526,7 +17515,7 @@
         <w:t xml:space="preserve">the bias reflects the error introduced by approximating a real-world relationship by a model.</w:t>
       </w:r>
     </w:p>
-    <w:bookmarkStart w:id="55" w:name="exm-prediction-bias"/>
+    <w:bookmarkStart w:id="63" w:name="exm-prediction-bias"/>
     <w:p>
       <w:pPr>
         <w:pStyle w:val="BodyText"/>
@@ -14536,7 +17525,7 @@
           <w:b/>
           <w:bCs/>
         </w:rPr>
-        <w:t xml:space="preserve">Example 9 (Computing the bias of a prediction)</w:t>
+        <w:t xml:space="preserve">Example 10 (Computing the bias of a prediction)</w:t>
       </w:r>
       <w:r>
         <w:t xml:space="preserve"> </w:t>
@@ -14836,8 +17825,8 @@
         <w:t xml:space="preserve">.</w:t>
       </w:r>
     </w:p>
-    <w:bookmarkEnd w:id="55"/>
-    <w:bookmarkStart w:id="56" w:name="thm-prediction-error"/>
+    <w:bookmarkEnd w:id="63"/>
+    <w:bookmarkStart w:id="64" w:name="thm-prediction-error"/>
     <w:p>
       <w:pPr>
         <w:pStyle w:val="BodyText"/>
@@ -14847,7 +17836,7 @@
           <w:b/>
           <w:bCs/>
         </w:rPr>
-        <w:t xml:space="preserve">Theorem 4 (Expected squared prediction error)</w:t>
+        <w:t xml:space="preserve">Theorem 6 (Expected squared prediction error)</w:t>
       </w:r>
       <w:r>
         <w:t xml:space="preserve"> </w:t>
@@ -15485,7 +18474,7 @@
         </m:oMath>
       </m:oMathPara>
     </w:p>
-    <w:bookmarkEnd w:id="56"/>
+    <w:bookmarkEnd w:id="64"/>
     <w:p>
       <w:pPr>
         <w:pStyle w:val="FirstParagraph"/>
@@ -16012,12 +19001,12 @@
       <w:r>
         <w:t xml:space="preserve"> </w:t>
       </w:r>
-      <w:hyperlink w:anchor="sol-noise-second-moment">
+      <w:hyperlink w:anchor="thm-noise-second-moment">
         <w:r>
           <w:rPr>
             <w:rStyle w:val="Hyperlink"/>
           </w:rPr>
-          <w:t xml:space="preserve">Solution 1</w:t>
+          <w:t xml:space="preserve">Theorem 1</w:t>
         </w:r>
       </w:hyperlink>
       <w:r>
@@ -16297,7 +19286,7 @@
           <w:rPr>
             <w:rStyle w:val="Hyperlink"/>
           </w:rPr>
-          <w:t xml:space="preserve">Theorem 2</w:t>
+          <w:t xml:space="preserve">Theorem 3</w:t>
         </w:r>
       </w:hyperlink>
       <w:r>
@@ -16966,7 +19955,7 @@
         <w:t xml:space="preserve">Adding the three terms gives the claim.</w:t>
       </w:r>
     </w:p>
-    <w:bookmarkStart w:id="57" w:name="def-irreducible-error"/>
+    <w:bookmarkStart w:id="65" w:name="def-irreducible-error"/>
     <w:p>
       <w:pPr>
         <w:pStyle w:val="BodyText"/>
@@ -16992,7 +19981,7 @@
           <w:rPr>
             <w:rStyle w:val="Hyperlink"/>
           </w:rPr>
-          <w:t xml:space="preserve">Theorem 4</w:t>
+          <w:t xml:space="preserve">Theorem 6</w:t>
         </w:r>
       </w:hyperlink>
       <w:r>
@@ -17168,7 +20157,7 @@
         <w:t xml:space="preserve">.</w:t>
       </w:r>
     </w:p>
-    <w:bookmarkEnd w:id="57"/>
+    <w:bookmarkEnd w:id="65"/>
     <w:p>
       <w:pPr>
         <w:pStyle w:val="BodyText"/>
@@ -17196,17 +20185,17 @@
         <w:t xml:space="preserve">.</w:t>
       </w:r>
     </w:p>
-    <w:bookmarkEnd w:id="58"/>
-    <w:bookmarkStart w:id="106" w:name="covariance"/>
+    <w:bookmarkEnd w:id="66"/>
+    <w:bookmarkStart w:id="114" w:name="covariance"/>
     <w:p>
       <w:pPr>
         <w:pStyle w:val="Heading2"/>
       </w:pPr>
       <w:r>
-        <w:t xml:space="preserve">4 Covariance</w:t>
+        <w:t xml:space="preserve">5 Covariance</w:t>
       </w:r>
     </w:p>
-    <w:bookmarkStart w:id="59" w:name="def-cov"/>
+    <w:bookmarkStart w:id="67" w:name="def-cov"/>
     <w:p>
       <w:pPr>
         <w:pStyle w:val="FirstParagraph"/>
@@ -17562,8 +20551,8 @@
         </m:oMath>
       </m:oMathPara>
     </w:p>
-    <w:bookmarkEnd w:id="59"/>
-    <w:bookmarkStart w:id="60" w:name="thm-alt-cov"/>
+    <w:bookmarkEnd w:id="67"/>
+    <w:bookmarkStart w:id="68" w:name="thm-alt-cov"/>
     <w:p>
       <w:pPr>
         <w:pStyle w:val="FirstParagraph"/>
@@ -17573,7 +20562,7 @@
           <w:b/>
           <w:bCs/>
         </w:rPr>
-        <w:t xml:space="preserve">Theorem 5 (Alternative formula for covariance)</w:t>
+        <w:t xml:space="preserve">Theorem 7 (Alternative formula for covariance)</w:t>
       </w:r>
     </w:p>
     <w:p>
@@ -17712,7 +20701,7 @@
         </m:oMath>
       </m:oMathPara>
     </w:p>
-    <w:bookmarkEnd w:id="60"/>
+    <w:bookmarkEnd w:id="68"/>
     <w:p>
       <w:pPr>
         <w:pStyle w:val="FirstParagraph"/>
@@ -17733,7 +20722,7 @@
       <w:r>
         <w:t xml:space="preserve"> </w:t>
       </w:r>
-      <w:hyperlink r:id="rId30">
+      <w:hyperlink r:id="rId31">
         <w:r>
           <w:rPr>
             <w:rStyle w:val="Hyperlink"/>
@@ -18531,7 +21520,7 @@
         </m:oMath>
       </m:oMathPara>
     </w:p>
-    <w:bookmarkStart w:id="61" w:name="exm-alt-cov"/>
+    <w:bookmarkStart w:id="69" w:name="exm-alt-cov"/>
     <w:p>
       <w:pPr>
         <w:pStyle w:val="FirstParagraph"/>
@@ -18541,7 +21530,7 @@
           <w:b/>
           <w:bCs/>
         </w:rPr>
-        <w:t xml:space="preserve">Example 10 (Covariance of a binary exposure and outcome)</w:t>
+        <w:t xml:space="preserve">Example 11 (Covariance of a binary exposure and outcome)</w:t>
       </w:r>
       <w:r>
         <w:t xml:space="preserve"> </w:t>
@@ -18999,8 +21988,8 @@
         </m:oMath>
       </m:oMathPara>
     </w:p>
-    <w:bookmarkEnd w:id="61"/>
-    <w:bookmarkStart w:id="63" w:name="thm-indpt-uncorrelated"/>
+    <w:bookmarkEnd w:id="69"/>
+    <w:bookmarkStart w:id="71" w:name="thm-indpt-uncorrelated"/>
     <w:p>
       <w:pPr>
         <w:pStyle w:val="FirstParagraph"/>
@@ -19010,7 +21999,7 @@
           <w:b/>
           <w:bCs/>
         </w:rPr>
-        <w:t xml:space="preserve">Theorem 6 (Independent random variables have zero covariance)</w:t>
+        <w:t xml:space="preserve">Theorem 8 (Independent random variables have zero covariance)</w:t>
       </w:r>
       <w:r>
         <w:t xml:space="preserve"> </w:t>
@@ -19049,7 +22038,7 @@
       <w:r>
         <w:t xml:space="preserve"> </w:t>
       </w:r>
-      <w:hyperlink r:id="rId62">
+      <w:hyperlink r:id="rId70">
         <w:r>
           <w:rPr>
             <w:rStyle w:val="Hyperlink"/>
@@ -19345,7 +22334,7 @@
         <w:t xml:space="preserve">.</w:t>
       </w:r>
     </w:p>
-    <w:bookmarkEnd w:id="63"/>
+    <w:bookmarkEnd w:id="71"/>
     <w:p>
       <w:pPr>
         <w:pStyle w:val="BodyText"/>
@@ -19495,7 +22484,7 @@
       <w:r>
         <w:t xml:space="preserve"> </w:t>
       </w:r>
-      <w:hyperlink r:id="rId64">
+      <w:hyperlink r:id="rId72">
         <w:r>
           <w:rPr>
             <w:rStyle w:val="Hyperlink"/>
@@ -19509,7 +22498,7 @@
       <w:r>
         <w:t xml:space="preserve">(</w:t>
       </w:r>
-      <w:hyperlink r:id="rId65">
+      <w:hyperlink r:id="rId73">
         <w:r>
           <w:rPr>
             <w:rStyle w:val="Hyperlink"/>
@@ -19691,7 +22680,7 @@
       <w:r>
         <w:t xml:space="preserve"> </w:t>
       </w:r>
-      <w:hyperlink r:id="rId62">
+      <w:hyperlink r:id="rId70">
         <w:r>
           <w:rPr>
             <w:rStyle w:val="Hyperlink"/>
@@ -22197,7 +25186,7 @@
         </m:oMath>
       </m:oMathPara>
     </w:p>
-    <w:bookmarkStart w:id="67" w:name="exm-indpt-uncorrelated"/>
+    <w:bookmarkStart w:id="75" w:name="exm-indpt-uncorrelated"/>
     <w:p>
       <w:pPr>
         <w:pStyle w:val="FirstParagraph"/>
@@ -22207,7 +25196,7 @@
           <w:b/>
           <w:bCs/>
         </w:rPr>
-        <w:t xml:space="preserve">Example 11 (Two independent coin flips)</w:t>
+        <w:t xml:space="preserve">Example 12 (Two independent coin flips)</w:t>
       </w:r>
       <w:r>
         <w:t xml:space="preserve"> </w:t>
@@ -22264,7 +25253,7 @@
       <w:r>
         <w:t xml:space="preserve"> </w:t>
       </w:r>
-      <w:hyperlink r:id="rId66">
+      <w:hyperlink r:id="rId74">
         <w:r>
           <w:rPr>
             <w:rStyle w:val="Hyperlink"/>
@@ -22835,7 +25824,7 @@
           <w:rPr>
             <w:rStyle w:val="Hyperlink"/>
           </w:rPr>
-          <w:t xml:space="preserve">Theorem 6</w:t>
+          <w:t xml:space="preserve">Theorem 8</w:t>
         </w:r>
       </w:hyperlink>
       <w:r>
@@ -22845,8 +25834,8 @@
         <w:t xml:space="preserve">requires.</w:t>
       </w:r>
     </w:p>
-    <w:bookmarkEnd w:id="67"/>
-    <w:bookmarkStart w:id="68" w:name="exm-uncorrelated-not-indpt"/>
+    <w:bookmarkEnd w:id="75"/>
+    <w:bookmarkStart w:id="76" w:name="exm-uncorrelated-not-indpt"/>
     <w:p>
       <w:pPr>
         <w:pStyle w:val="BodyText"/>
@@ -22856,7 +25845,7 @@
           <w:b/>
           <w:bCs/>
         </w:rPr>
-        <w:t xml:space="preserve">Example 12 (Zero covariance without independence)</w:t>
+        <w:t xml:space="preserve">Example 13 (Zero covariance without independence)</w:t>
       </w:r>
       <w:r>
         <w:t xml:space="preserve"> </w:t>
@@ -22872,7 +25861,7 @@
           <w:rPr>
             <w:rStyle w:val="Hyperlink"/>
           </w:rPr>
-          <w:t xml:space="preserve">Theorem 6</w:t>
+          <w:t xml:space="preserve">Theorem 8</w:t>
         </w:r>
       </w:hyperlink>
       <w:r>
@@ -24070,8 +27059,8 @@
         </m:oMath>
       </m:oMathPara>
     </w:p>
-    <w:bookmarkEnd w:id="68"/>
-    <w:bookmarkStart w:id="69" w:name="def-correlation"/>
+    <w:bookmarkEnd w:id="76"/>
+    <w:bookmarkStart w:id="77" w:name="def-correlation"/>
     <w:p>
       <w:pPr>
         <w:pStyle w:val="FirstParagraph"/>
@@ -24343,7 +27332,7 @@
         </m:oMath>
       </m:oMathPara>
     </w:p>
-    <w:bookmarkEnd w:id="69"/>
+    <w:bookmarkEnd w:id="77"/>
     <w:p>
       <w:pPr>
         <w:pStyle w:val="FirstParagraph"/>
@@ -24399,7 +27388,7 @@
         <w:t xml:space="preserve">the sample (Pearson) correlation coefficient computed from data estimates it.</w:t>
       </w:r>
     </w:p>
-    <w:bookmarkStart w:id="70" w:name="exm-correlation"/>
+    <w:bookmarkStart w:id="78" w:name="exm-correlation"/>
     <w:p>
       <w:pPr>
         <w:pStyle w:val="BodyText"/>
@@ -24409,7 +27398,7 @@
           <w:b/>
           <w:bCs/>
         </w:rPr>
-        <w:t xml:space="preserve">Example 13 (Correlation of a binary exposure and outcome)</w:t>
+        <w:t xml:space="preserve">Example 14 (Correlation of a binary exposure and outcome)</w:t>
       </w:r>
       <w:r>
         <w:t xml:space="preserve"> </w:t>
@@ -24425,7 +27414,7 @@
           <w:rPr>
             <w:rStyle w:val="Hyperlink"/>
           </w:rPr>
-          <w:t xml:space="preserve">Example 10</w:t>
+          <w:t xml:space="preserve">Example 11</w:t>
         </w:r>
       </w:hyperlink>
       <w:r>
@@ -25046,8 +28035,8 @@
         </m:oMath>
       </m:oMathPara>
     </w:p>
-    <w:bookmarkEnd w:id="70"/>
-    <w:bookmarkStart w:id="71" w:name="def-uncorrelated"/>
+    <w:bookmarkEnd w:id="78"/>
+    <w:bookmarkStart w:id="79" w:name="def-uncorrelated"/>
     <w:p>
       <w:pPr>
         <w:pStyle w:val="FirstParagraph"/>
@@ -25296,7 +28285,7 @@
         </m:oMath>
       </m:oMathPara>
     </w:p>
-    <w:bookmarkEnd w:id="71"/>
+    <w:bookmarkEnd w:id="79"/>
     <w:p>
       <w:pPr>
         <w:pStyle w:val="FirstParagraph"/>
@@ -25316,7 +28305,7 @@
           <w:rPr>
             <w:rStyle w:val="Hyperlink"/>
           </w:rPr>
-          <w:t xml:space="preserve">Theorem 6</w:t>
+          <w:t xml:space="preserve">Theorem 8</w:t>
         </w:r>
       </w:hyperlink>
       <w:r>
@@ -25339,7 +28328,7 @@
           <w:rPr>
             <w:rStyle w:val="Hyperlink"/>
           </w:rPr>
-          <w:t xml:space="preserve">Example 12</w:t>
+          <w:t xml:space="preserve">Example 13</w:t>
         </w:r>
       </w:hyperlink>
       <w:r>
@@ -25349,7 +28338,7 @@
         <w:t xml:space="preserve">shows the converse fails.</w:t>
       </w:r>
     </w:p>
-    <w:bookmarkStart w:id="72" w:name="exm-uncorrelated"/>
+    <w:bookmarkStart w:id="80" w:name="exm-uncorrelated"/>
     <w:p>
       <w:pPr>
         <w:pStyle w:val="BodyText"/>
@@ -25359,7 +28348,7 @@
           <w:b/>
           <w:bCs/>
         </w:rPr>
-        <w:t xml:space="preserve">Example 14 (Correlated and uncorrelated pairs)</w:t>
+        <w:t xml:space="preserve">Example 15 (Correlated and uncorrelated pairs)</w:t>
       </w:r>
       <w:r>
         <w:t xml:space="preserve"> </w:t>
@@ -25375,7 +28364,7 @@
           <w:rPr>
             <w:rStyle w:val="Hyperlink"/>
           </w:rPr>
-          <w:t xml:space="preserve">Example 12</w:t>
+          <w:t xml:space="preserve">Example 13</w:t>
         </w:r>
       </w:hyperlink>
       <w:r>
@@ -25498,7 +28487,7 @@
           <w:rPr>
             <w:rStyle w:val="Hyperlink"/>
           </w:rPr>
-          <w:t xml:space="preserve">Example 10</w:t>
+          <w:t xml:space="preserve">Example 11</w:t>
         </w:r>
       </w:hyperlink>
       <w:r>
@@ -25571,8 +28560,8 @@
         <w:t xml:space="preserve">so the binary exposure and outcome are not uncorrelated.</w:t>
       </w:r>
     </w:p>
-    <w:bookmarkEnd w:id="72"/>
-    <w:bookmarkStart w:id="73" w:name="cor-uncorrelated-cor-zero"/>
+    <w:bookmarkEnd w:id="80"/>
+    <w:bookmarkStart w:id="81" w:name="cor-uncorrelated-cor-zero"/>
     <w:p>
       <w:pPr>
         <w:pStyle w:val="BodyText"/>
@@ -25582,7 +28571,7 @@
           <w:b/>
           <w:bCs/>
         </w:rPr>
-        <w:t xml:space="preserve">Corollary 1 (Uncorrelated means zero correlation)</w:t>
+        <w:t xml:space="preserve">Corollary 2 (Uncorrelated means zero correlation)</w:t>
       </w:r>
       <w:r>
         <w:t xml:space="preserve"> </w:t>
@@ -25735,7 +28724,7 @@
         <w:t xml:space="preserve">.</w:t>
       </w:r>
     </w:p>
-    <w:bookmarkEnd w:id="73"/>
+    <w:bookmarkEnd w:id="81"/>
     <w:p>
       <w:pPr>
         <w:pStyle w:val="BodyText"/>
@@ -26135,7 +29124,7 @@
         <w:t xml:space="preserve">.</w:t>
       </w:r>
     </w:p>
-    <w:bookmarkStart w:id="74" w:name="def-cond-cov"/>
+    <w:bookmarkStart w:id="82" w:name="def-cond-cov"/>
     <w:p>
       <w:pPr>
         <w:pStyle w:val="BodyText"/>
@@ -26587,8 +29576,8 @@
         <w:t xml:space="preserve">.</w:t>
       </w:r>
     </w:p>
-    <w:bookmarkEnd w:id="74"/>
-    <w:bookmarkStart w:id="75" w:name="exm-cond-cov"/>
+    <w:bookmarkEnd w:id="82"/>
+    <w:bookmarkStart w:id="83" w:name="exm-cond-cov"/>
     <w:p>
       <w:pPr>
         <w:pStyle w:val="BodyText"/>
@@ -26598,7 +29587,7 @@
           <w:b/>
           <w:bCs/>
         </w:rPr>
-        <w:t xml:space="preserve">Example 15 (Conditional covariance of a variable with itself)</w:t>
+        <w:t xml:space="preserve">Example 16 (Conditional covariance of a variable with itself)</w:t>
       </w:r>
       <w:r>
         <w:t xml:space="preserve"> </w:t>
@@ -26859,8 +29848,8 @@
         <w:t xml:space="preserve">.</w:t>
       </w:r>
     </w:p>
-    <w:bookmarkEnd w:id="75"/>
-    <w:bookmarkStart w:id="76" w:name="thm-total-cov"/>
+    <w:bookmarkEnd w:id="83"/>
+    <w:bookmarkStart w:id="84" w:name="thm-total-cov"/>
     <w:p>
       <w:pPr>
         <w:pStyle w:val="BodyText"/>
@@ -26870,7 +29859,7 @@
           <w:b/>
           <w:bCs/>
         </w:rPr>
-        <w:t xml:space="preserve">Theorem 7 (Law of total covariance)</w:t>
+        <w:t xml:space="preserve">Theorem 9 (Law of total covariance)</w:t>
       </w:r>
       <w:r>
         <w:t xml:space="preserve"> </w:t>
@@ -27245,7 +30234,7 @@
         </m:oMath>
       </m:oMathPara>
     </w:p>
-    <w:bookmarkEnd w:id="76"/>
+    <w:bookmarkEnd w:id="84"/>
     <w:p>
       <w:pPr>
         <w:pStyle w:val="FirstParagraph"/>
@@ -28791,7 +31780,7 @@
           <w:rPr>
             <w:rStyle w:val="Hyperlink"/>
           </w:rPr>
-          <w:t xml:space="preserve">Theorem 3</w:t>
+          <w:t xml:space="preserve">Theorem 4</w:t>
         </w:r>
       </w:hyperlink>
       <w:r>
@@ -28820,7 +31809,7 @@
       <w:r>
         <w:t xml:space="preserve"> </w:t>
       </w:r>
-      <w:hyperlink r:id="rId42">
+      <w:hyperlink r:id="rId43">
         <w:r>
           <w:rPr>
             <w:rStyle w:val="Hyperlink"/>
@@ -28851,7 +31840,7 @@
       <w:r>
         <w:t xml:space="preserve">(</w:t>
       </w:r>
-      <w:hyperlink r:id="rId44">
+      <w:hyperlink r:id="rId45">
         <w:r>
           <w:rPr>
             <w:rStyle w:val="Hyperlink"/>
@@ -29048,7 +32037,7 @@
       <w:r>
         <w:t xml:space="preserve"> </w:t>
       </w:r>
-      <w:hyperlink r:id="rId45">
+      <w:hyperlink r:id="rId46">
         <w:r>
           <w:rPr>
             <w:rStyle w:val="Hyperlink"/>
@@ -30361,7 +33350,7 @@
         <w:t xml:space="preserve">.</w:t>
       </w:r>
     </w:p>
-    <w:bookmarkStart w:id="77" w:name="lem-cov-xx"/>
+    <w:bookmarkStart w:id="85" w:name="lem-cov-xx"/>
     <w:p>
       <w:pPr>
         <w:pStyle w:val="BodyText"/>
@@ -30525,7 +33514,7 @@
         </m:oMath>
       </m:oMathPara>
     </w:p>
-    <w:bookmarkEnd w:id="77"/>
+    <w:bookmarkEnd w:id="85"/>
     <w:p>
       <w:pPr>
         <w:pStyle w:val="FirstParagraph"/>
@@ -30927,7 +33916,7 @@
         </m:oMath>
       </m:oMathPara>
     </w:p>
-    <w:bookmarkStart w:id="78" w:name="def-cov-vec-x"/>
+    <w:bookmarkStart w:id="86" w:name="def-cov-vec-x"/>
     <w:p>
       <w:pPr>
         <w:pStyle w:val="FirstParagraph"/>
@@ -31278,8 +34267,8 @@
         </m:oMath>
       </m:oMathPara>
     </w:p>
-    <w:bookmarkEnd w:id="78"/>
-    <w:bookmarkStart w:id="79" w:name="thm-vcov-elements"/>
+    <w:bookmarkEnd w:id="86"/>
+    <w:bookmarkStart w:id="87" w:name="thm-vcov-elements"/>
     <w:p>
       <w:pPr>
         <w:pStyle w:val="FirstParagraph"/>
@@ -31289,7 +34278,7 @@
           <w:b/>
           <w:bCs/>
         </w:rPr>
-        <w:t xml:space="preserve">Theorem 8 (Elements of the variance-covariance matrix are pairwise covariances)</w:t>
+        <w:t xml:space="preserve">Theorem 10 (Elements of the variance-covariance matrix are pairwise covariances)</w:t>
       </w:r>
       <w:r>
         <w:t xml:space="preserve"> </w:t>
@@ -32140,7 +35129,7 @@
         </m:oMath>
       </m:oMathPara>
     </w:p>
-    <w:bookmarkEnd w:id="79"/>
+    <w:bookmarkEnd w:id="87"/>
     <w:p>
       <w:pPr>
         <w:pStyle w:val="FirstParagraph"/>
@@ -34405,7 +37394,7 @@
       <w:r>
         <w:t xml:space="preserve"> </w:t>
       </w:r>
-      <w:hyperlink r:id="rId80">
+      <w:hyperlink r:id="rId88">
         <w:r>
           <w:rPr>
             <w:rStyle w:val="Hyperlink"/>
@@ -34469,7 +37458,7 @@
         <w:t xml:space="preserve">.</w:t>
       </w:r>
     </w:p>
-    <w:bookmarkStart w:id="81" w:name="thm-vcov-vec"/>
+    <w:bookmarkStart w:id="89" w:name="thm-vcov-vec"/>
     <w:p>
       <w:pPr>
         <w:pStyle w:val="FirstParagraph"/>
@@ -34479,7 +37468,7 @@
           <w:b/>
           <w:bCs/>
         </w:rPr>
-        <w:t xml:space="preserve">Theorem 9 (Alternate expression for variance of a random vector)</w:t>
+        <w:t xml:space="preserve">Theorem 11 (Alternate expression for variance of a random vector)</w:t>
       </w:r>
     </w:p>
     <w:p>
@@ -34675,7 +37664,7 @@
         </m:oMath>
       </m:oMathPara>
     </w:p>
-    <w:bookmarkEnd w:id="81"/>
+    <w:bookmarkEnd w:id="89"/>
     <w:p>
       <w:pPr>
         <w:pStyle w:val="FirstParagraph"/>
@@ -35678,7 +38667,7 @@
         </m:oMath>
       </m:oMathPara>
     </w:p>
-    <w:bookmarkStart w:id="82" w:name="thm-var-lincom"/>
+    <w:bookmarkStart w:id="90" w:name="thm-var-lincom"/>
     <w:p>
       <w:pPr>
         <w:pStyle w:val="FirstParagraph"/>
@@ -35688,7 +38677,7 @@
           <w:b/>
           <w:bCs/>
         </w:rPr>
-        <w:t xml:space="preserve">Theorem 10 (Variance of a linear combination)</w:t>
+        <w:t xml:space="preserve">Theorem 12 (Variance of a linear combination)</w:t>
       </w:r>
       <w:r>
         <w:t xml:space="preserve"> </w:t>
@@ -36230,7 +39219,7 @@
         </m:oMath>
       </m:oMathPara>
     </w:p>
-    <w:bookmarkEnd w:id="82"/>
+    <w:bookmarkEnd w:id="90"/>
     <w:p>
       <w:pPr>
         <w:pStyle w:val="FirstParagraph"/>
@@ -37690,7 +40679,7 @@
         </m:oMath>
       </m:oMathPara>
     </w:p>
-    <w:bookmarkStart w:id="83" w:name="cor-var-lincom2"/>
+    <w:bookmarkStart w:id="91" w:name="cor-var-lincom2"/>
     <w:p>
       <w:pPr>
         <w:pStyle w:val="FirstParagraph"/>
@@ -37700,7 +40689,7 @@
           <w:b/>
           <w:bCs/>
         </w:rPr>
-        <w:t xml:space="preserve">Corollary 2 (Variance of a sum of two random variables)</w:t>
+        <w:t xml:space="preserve">Corollary 3 (Variance of a sum of two random variables)</w:t>
       </w:r>
       <w:r>
         <w:t xml:space="preserve"> </w:t>
@@ -37967,7 +40956,7 @@
         </m:oMath>
       </m:oMathPara>
     </w:p>
-    <w:bookmarkEnd w:id="83"/>
+    <w:bookmarkEnd w:id="91"/>
     <w:p>
       <w:pPr>
         <w:pStyle w:val="FirstParagraph"/>
@@ -37993,7 +40982,7 @@
           <w:rPr>
             <w:rStyle w:val="Hyperlink"/>
           </w:rPr>
-          <w:t xml:space="preserve">Theorem 10</w:t>
+          <w:t xml:space="preserve">Theorem 12</w:t>
         </w:r>
       </w:hyperlink>
       <w:r>
@@ -39497,7 +42486,7 @@
         </m:oMath>
       </m:oMathPara>
     </w:p>
-    <w:bookmarkStart w:id="84" w:name="cor-var-sum-indpt"/>
+    <w:bookmarkStart w:id="92" w:name="cor-var-sum-indpt"/>
     <w:p>
       <w:pPr>
         <w:pStyle w:val="FirstParagraph"/>
@@ -39507,7 +42496,7 @@
           <w:b/>
           <w:bCs/>
         </w:rPr>
-        <w:t xml:space="preserve">Corollary 3 (Variance of a sum of independent random variables)</w:t>
+        <w:t xml:space="preserve">Corollary 4 (Variance of a sum of independent random variables)</w:t>
       </w:r>
       <w:r>
         <w:t xml:space="preserve"> </w:t>
@@ -39546,7 +42535,7 @@
       <w:r>
         <w:t xml:space="preserve"> </w:t>
       </w:r>
-      <w:hyperlink r:id="rId62">
+      <w:hyperlink r:id="rId70">
         <w:r>
           <w:rPr>
             <w:rStyle w:val="Hyperlink"/>
@@ -39789,7 +42778,7 @@
         </m:oMath>
       </m:oMathPara>
     </w:p>
-    <w:bookmarkEnd w:id="84"/>
+    <w:bookmarkEnd w:id="92"/>
     <w:p>
       <w:pPr>
         <w:pStyle w:val="FirstParagraph"/>
@@ -39815,7 +42804,7 @@
           <w:rPr>
             <w:rStyle w:val="Hyperlink"/>
           </w:rPr>
-          <w:t xml:space="preserve">Theorem 6</w:t>
+          <w:t xml:space="preserve">Theorem 8</w:t>
         </w:r>
       </w:hyperlink>
       <w:r>
@@ -39886,7 +42875,7 @@
           <w:rPr>
             <w:rStyle w:val="Hyperlink"/>
           </w:rPr>
-          <w:t xml:space="preserve">Corollary 2</w:t>
+          <w:t xml:space="preserve">Corollary 3</w:t>
         </w:r>
       </w:hyperlink>
       <w:r>
@@ -40438,7 +43427,7 @@
           <w:rPr>
             <w:rStyle w:val="Hyperlink"/>
           </w:rPr>
-          <w:t xml:space="preserve">Corollary 2</w:t>
+          <w:t xml:space="preserve">Corollary 3</w:t>
         </w:r>
       </w:hyperlink>
       <w:r>
@@ -40473,7 +43462,7 @@
           <w:rPr>
             <w:rStyle w:val="Hyperlink"/>
           </w:rPr>
-          <w:t xml:space="preserve">Corollary 3</w:t>
+          <w:t xml:space="preserve">Corollary 4</w:t>
         </w:r>
       </w:hyperlink>
       <w:r>
@@ -40483,7 +43472,7 @@
         <w:t xml:space="preserve">is the case where that term is 0.</w:t>
       </w:r>
     </w:p>
-    <w:bookmarkStart w:id="87" w:name="thm-vcov-psd"/>
+    <w:bookmarkStart w:id="95" w:name="thm-vcov-psd"/>
     <w:p>
       <w:pPr>
         <w:pStyle w:val="BodyText"/>
@@ -40493,7 +43482,7 @@
           <w:b/>
           <w:bCs/>
         </w:rPr>
-        <w:t xml:space="preserve">Theorem 11 (A variance matrix is symmetric and positive semidefinite)</w:t>
+        <w:t xml:space="preserve">Theorem 13 (A variance matrix is symmetric and positive semidefinite)</w:t>
       </w:r>
       <w:r>
         <w:t xml:space="preserve"> </w:t>
@@ -40736,7 +43725,7 @@
       <w:r>
         <w:t xml:space="preserve"> </w:t>
       </w:r>
-      <w:hyperlink r:id="rId85">
+      <w:hyperlink r:id="rId93">
         <w:r>
           <w:rPr>
             <w:rStyle w:val="Hyperlink"/>
@@ -40753,7 +43742,7 @@
       <w:r>
         <w:t xml:space="preserve"> </w:t>
       </w:r>
-      <w:hyperlink r:id="rId86">
+      <w:hyperlink r:id="rId94">
         <w:r>
           <w:rPr>
             <w:rStyle w:val="Hyperlink"/>
@@ -40897,7 +43886,7 @@
         </m:oMath>
       </m:oMathPara>
     </w:p>
-    <w:bookmarkEnd w:id="87"/>
+    <w:bookmarkEnd w:id="95"/>
     <w:p>
       <w:pPr>
         <w:pStyle w:val="FirstParagraph"/>
@@ -40923,7 +43912,7 @@
           <w:rPr>
             <w:rStyle w:val="Hyperlink"/>
           </w:rPr>
-          <w:t xml:space="preserve">Theorem 8</w:t>
+          <w:t xml:space="preserve">Theorem 10</w:t>
         </w:r>
       </w:hyperlink>
       <w:r>
@@ -42066,7 +45055,7 @@
           <w:rPr>
             <w:rStyle w:val="Hyperlink"/>
           </w:rPr>
-          <w:t xml:space="preserve">Theorem 10</w:t>
+          <w:t xml:space="preserve">Theorem 12</w:t>
         </w:r>
       </w:hyperlink>
       <w:r>
@@ -42126,7 +45115,7 @@
         <w:t xml:space="preserve">).</w:t>
       </w:r>
     </w:p>
-    <w:bookmarkStart w:id="88" w:name="exm-vcov-psd"/>
+    <w:bookmarkStart w:id="96" w:name="exm-vcov-psd"/>
     <w:p>
       <w:pPr>
         <w:pStyle w:val="BodyText"/>
@@ -42136,7 +45125,7 @@
           <w:b/>
           <w:bCs/>
         </w:rPr>
-        <w:t xml:space="preserve">Example 16 (Two variance matrices that differ only in sign)</w:t>
+        <w:t xml:space="preserve">Example 17 (Two variance matrices that differ only in sign)</w:t>
       </w:r>
       <w:r>
         <w:t xml:space="preserve"> </w:t>
@@ -43772,7 +46761,7 @@
           <w:rPr>
             <w:rStyle w:val="Hyperlink"/>
           </w:rPr>
-          <w:t xml:space="preserve">Theorem 8</w:t>
+          <w:t xml:space="preserve">Theorem 10</w:t>
         </w:r>
       </w:hyperlink>
       <w:r>
@@ -43789,7 +46778,7 @@
           <w:rPr>
             <w:rStyle w:val="Hyperlink"/>
           </w:rPr>
-          <w:t xml:space="preserve">Theorem 5</w:t>
+          <w:t xml:space="preserve">Theorem 7</w:t>
         </w:r>
       </w:hyperlink>
       <w:r>
@@ -44049,7 +47038,7 @@
           <w:rPr>
             <w:rStyle w:val="Hyperlink"/>
           </w:rPr>
-          <w:t xml:space="preserve">Theorem 10</w:t>
+          <w:t xml:space="preserve">Theorem 12</w:t>
         </w:r>
       </w:hyperlink>
       <w:r>
@@ -44928,7 +47917,7 @@
         <w:t xml:space="preserve">.</w:t>
       </w:r>
     </w:p>
-    <w:bookmarkEnd w:id="88"/>
+    <w:bookmarkEnd w:id="96"/>
     <w:p>
       <w:pPr>
         <w:pStyle w:val="BodyText"/>
@@ -45062,7 +48051,7 @@
         <w:t xml:space="preserve">has the larger spread.</w:t>
       </w:r>
     </w:p>
-    <w:bookmarkStart w:id="92" w:name="exm-vcov-singular"/>
+    <w:bookmarkStart w:id="100" w:name="exm-vcov-singular"/>
     <w:p>
       <w:pPr>
         <w:pStyle w:val="BodyText"/>
@@ -45072,7 +48061,7 @@
           <w:b/>
           <w:bCs/>
         </w:rPr>
-        <w:t xml:space="preserve">Example 17 (A variance matrix that is not positive definite)</w:t>
+        <w:t xml:space="preserve">Example 18 (A variance matrix that is not positive definite)</w:t>
       </w:r>
       <w:r>
         <w:t xml:space="preserve"> </w:t>
@@ -45802,7 +48791,7 @@
       <w:r>
         <w:t xml:space="preserve"> </w:t>
       </w:r>
-      <w:hyperlink r:id="rId89">
+      <w:hyperlink r:id="rId97">
         <w:r>
           <w:rPr>
             <w:rStyle w:val="Hyperlink"/>
@@ -45819,7 +48808,7 @@
       <w:r>
         <w:t xml:space="preserve"> </w:t>
       </w:r>
-      <w:hyperlink r:id="rId90">
+      <w:hyperlink r:id="rId98">
         <w:r>
           <w:rPr>
             <w:rStyle w:val="Hyperlink"/>
@@ -45883,7 +48872,7 @@
       <w:r>
         <w:t xml:space="preserve"> </w:t>
       </w:r>
-      <w:hyperlink r:id="rId91">
+      <w:hyperlink r:id="rId99">
         <w:r>
           <w:rPr>
             <w:rStyle w:val="Hyperlink"/>
@@ -45895,8 +48884,8 @@
         <w:t xml:space="preserve">.</w:t>
       </w:r>
     </w:p>
-    <w:bookmarkEnd w:id="92"/>
-    <w:bookmarkStart w:id="94" w:name="cor-vcov-indpt-diagonal"/>
+    <w:bookmarkEnd w:id="100"/>
+    <w:bookmarkStart w:id="102" w:name="cor-vcov-indpt-diagonal"/>
     <w:p>
       <w:pPr>
         <w:pStyle w:val="BodyText"/>
@@ -45906,7 +48895,7 @@
           <w:b/>
           <w:bCs/>
         </w:rPr>
-        <w:t xml:space="preserve">Corollary 4 (Independent components give a diagonal variance matrix)</w:t>
+        <w:t xml:space="preserve">Corollary 5 (Independent components give a diagonal variance matrix)</w:t>
       </w:r>
       <w:r>
         <w:t xml:space="preserve"> </w:t>
@@ -46147,7 +49136,7 @@
       <w:r>
         <w:t xml:space="preserve"> </w:t>
       </w:r>
-      <w:hyperlink r:id="rId62">
+      <w:hyperlink r:id="rId70">
         <w:r>
           <w:rPr>
             <w:rStyle w:val="Hyperlink"/>
@@ -46235,7 +49224,7 @@
       <w:r>
         <w:t xml:space="preserve"> </w:t>
       </w:r>
-      <w:hyperlink r:id="rId93">
+      <w:hyperlink r:id="rId101">
         <w:r>
           <w:rPr>
             <w:rStyle w:val="Hyperlink"/>
@@ -46347,7 +49336,7 @@
         <w:t xml:space="preserve">.</w:t>
       </w:r>
     </w:p>
-    <w:bookmarkEnd w:id="94"/>
+    <w:bookmarkEnd w:id="102"/>
     <w:p>
       <w:pPr>
         <w:pStyle w:val="BodyText"/>
@@ -46373,7 +49362,7 @@
           <w:rPr>
             <w:rStyle w:val="Hyperlink"/>
           </w:rPr>
-          <w:t xml:space="preserve">Theorem 8</w:t>
+          <w:t xml:space="preserve">Theorem 10</w:t>
         </w:r>
       </w:hyperlink>
       <w:r>
@@ -46672,7 +49661,7 @@
           <w:rPr>
             <w:rStyle w:val="Hyperlink"/>
           </w:rPr>
-          <w:t xml:space="preserve">Theorem 6</w:t>
+          <w:t xml:space="preserve">Theorem 8</w:t>
         </w:r>
       </w:hyperlink>
       <w:r>
@@ -46834,7 +49823,7 @@
         <w:t xml:space="preserve">.</w:t>
       </w:r>
     </w:p>
-    <w:bookmarkStart w:id="95" w:name="thm-cor-bounds"/>
+    <w:bookmarkStart w:id="103" w:name="thm-cor-bounds"/>
     <w:p>
       <w:pPr>
         <w:pStyle w:val="BodyText"/>
@@ -46844,7 +49833,7 @@
           <w:b/>
           <w:bCs/>
         </w:rPr>
-        <w:t xml:space="preserve">Theorem 12 (Correlation lies between</w:t>
+        <w:t xml:space="preserve">Theorem 14 (Correlation lies between</w:t>
       </w:r>
       <w:r>
         <w:rPr>
@@ -47083,7 +50072,7 @@
         </m:oMath>
       </m:oMathPara>
     </w:p>
-    <w:bookmarkEnd w:id="95"/>
+    <w:bookmarkEnd w:id="103"/>
     <w:p>
       <w:pPr>
         <w:pStyle w:val="FirstParagraph"/>
@@ -47305,7 +50294,7 @@
           <w:rPr>
             <w:rStyle w:val="Hyperlink"/>
           </w:rPr>
-          <w:t xml:space="preserve">Corollary 2</w:t>
+          <w:t xml:space="preserve">Corollary 3</w:t>
         </w:r>
       </w:hyperlink>
       <w:r>
@@ -48305,7 +51294,7 @@
         <w:t xml:space="preserve">.</w:t>
       </w:r>
     </w:p>
-    <w:bookmarkStart w:id="103" w:name="exm-cor-auto"/>
+    <w:bookmarkStart w:id="111" w:name="exm-cor-auto"/>
     <w:p>
       <w:pPr>
         <w:pStyle w:val="BodyText"/>
@@ -48315,7 +51304,7 @@
           <w:b/>
           <w:bCs/>
         </w:rPr>
-        <w:t xml:space="preserve">Example 18 (Correlation of horsepower and fuel economy)</w:t>
+        <w:t xml:space="preserve">Example 19 (Correlation of horsepower and fuel economy)</w:t>
       </w:r>
       <w:r>
         <w:t xml:space="preserve"> </w:t>
@@ -48369,7 +51358,7 @@
       <w:r>
         <w:t xml:space="preserve"> </w:t>
       </w:r>
-      <w:hyperlink r:id="rId96">
+      <w:hyperlink r:id="rId104">
         <w:r>
           <w:rPr>
             <w:rStyle w:val="VerbatimChar"/>
@@ -48401,7 +51390,7 @@
       <w:r>
         <w:t xml:space="preserve"> </w:t>
       </w:r>
-      <w:hyperlink r:id="rId97">
+      <w:hyperlink r:id="rId105">
         <w:r>
           <w:rPr>
             <w:rStyle w:val="VerbatimChar"/>
@@ -48433,7 +51422,7 @@
       <w:r>
         <w:t xml:space="preserve"> </w:t>
       </w:r>
-      <w:hyperlink r:id="rId98">
+      <w:hyperlink r:id="rId106">
         <w:r>
           <w:rPr>
             <w:rStyle w:val="VerbatimChar"/>
@@ -50154,7 +53143,7 @@
       <w:tr>
         <w:tc>
           <w:tcPr/>
-          <w:bookmarkStart w:id="102" w:name="fig-cor-auto"/>
+          <w:bookmarkStart w:id="110" w:name="fig-cor-auto"/>
           <w:p>
             <w:pPr>
               <w:pStyle w:val="Compact"/>
@@ -50165,18 +53154,18 @@
                 <wp:inline>
                   <wp:extent cx="4620126" cy="3234088"/>
                   <wp:effectExtent b="0" l="0" r="0" t="0"/>
-                  <wp:docPr descr="" title="" id="100" name="Picture"/>
+                  <wp:docPr descr="" title="" id="108" name="Picture"/>
                   <a:graphic>
                     <a:graphicData uri="http://schemas.openxmlformats.org/drawingml/2006/picture">
                       <pic:pic>
                         <pic:nvPicPr>
-                          <pic:cNvPr descr="variance-covariance_files/figure-docx/fig-cor-auto-1.png" id="101" name="Picture"/>
+                          <pic:cNvPr descr="variance-covariance_files/figure-docx/fig-cor-auto-1.png" id="109" name="Picture"/>
                           <pic:cNvPicPr>
                             <a:picLocks noChangeArrowheads="1" noChangeAspect="1"/>
                           </pic:cNvPicPr>
                         </pic:nvPicPr>
                         <pic:blipFill>
-                          <a:blip r:embed="rId99"/>
+                          <a:blip r:embed="rId107"/>
                           <a:stretch>
                             <a:fillRect/>
                           </a:stretch>
@@ -50216,7 +53205,7 @@
               <w:t xml:space="preserve">Figure 1: Miles per gallon against horsepower for the cars in the Auto data. Cars with more horsepower tend to have lower fuel economy.</w:t>
             </w:r>
           </w:p>
-          <w:bookmarkEnd w:id="102"/>
+          <w:bookmarkEnd w:id="110"/>
         </w:tc>
       </w:tr>
     </w:tbl>
@@ -50323,7 +53312,7 @@
           <w:rPr>
             <w:rStyle w:val="Hyperlink"/>
           </w:rPr>
-          <w:t xml:space="preserve">Theorem 12</w:t>
+          <w:t xml:space="preserve">Theorem 14</w:t>
         </w:r>
       </w:hyperlink>
       <w:r>
@@ -50363,7 +53352,7 @@
         <w:t xml:space="preserve">deviations by the same count, which cancels.</w:t>
       </w:r>
     </w:p>
-    <w:bookmarkEnd w:id="103"/>
+    <w:bookmarkEnd w:id="111"/>
     <w:p>
       <w:pPr>
         <w:pStyle w:val="BodyText"/>
@@ -50374,7 +53363,7 @@
       <w:r>
         <w:t xml:space="preserve"> </w:t>
       </w:r>
-      <w:hyperlink r:id="rId104">
+      <w:hyperlink r:id="rId112">
         <w:r>
           <w:rPr>
             <w:rStyle w:val="Hyperlink"/>
@@ -50391,7 +53380,7 @@
       <w:r>
         <w:t xml:space="preserve"> </w:t>
       </w:r>
-      <w:hyperlink r:id="rId105">
+      <w:hyperlink r:id="rId113">
         <w:r>
           <w:rPr>
             <w:rStyle w:val="Hyperlink"/>
@@ -50421,8 +53410,8 @@
         <w:t xml:space="preserve">.</w:t>
       </w:r>
     </w:p>
-    <w:bookmarkEnd w:id="106"/>
-    <w:bookmarkStart w:id="115" w:name="references"/>
+    <w:bookmarkEnd w:id="114"/>
+    <w:bookmarkStart w:id="123" w:name="references"/>
     <w:p>
       <w:pPr>
         <w:pStyle w:val="Heading2"/>
@@ -50431,8 +53420,8 @@
         <w:t xml:space="preserve">References</w:t>
       </w:r>
     </w:p>
-    <w:bookmarkStart w:id="114" w:name="refs"/>
-    <w:bookmarkStart w:id="108" w:name="ref-fiveminuteai_probstat"/>
+    <w:bookmarkStart w:id="122" w:name="refs"/>
+    <w:bookmarkStart w:id="116" w:name="ref-fiveminuteai_probstat"/>
     <w:p>
       <w:pPr>
         <w:pStyle w:val="Bibliography"/>
@@ -50456,7 +53445,7 @@
       <w:r>
         <w:t xml:space="preserve"> </w:t>
       </w:r>
-      <w:hyperlink r:id="rId107">
+      <w:hyperlink r:id="rId115">
         <w:r>
           <w:rPr>
             <w:rStyle w:val="Hyperlink"/>
@@ -50468,8 +53457,8 @@
         <w:t xml:space="preserve">.</w:t>
       </w:r>
     </w:p>
-    <w:bookmarkEnd w:id="108"/>
-    <w:bookmarkStart w:id="109" w:name="ref-billingsley1995probability"/>
+    <w:bookmarkEnd w:id="116"/>
+    <w:bookmarkStart w:id="117" w:name="ref-billingsley1995probability"/>
     <w:p>
       <w:pPr>
         <w:pStyle w:val="Bibliography"/>
@@ -50491,8 +53480,8 @@
         <w:t xml:space="preserve">. 3rd ed. Wiley Series in Probability and Mathematical Statistics. Wiley.</w:t>
       </w:r>
     </w:p>
-    <w:bookmarkEnd w:id="109"/>
-    <w:bookmarkStart w:id="111" w:name="ref-CaseBerg01"/>
+    <w:bookmarkEnd w:id="117"/>
+    <w:bookmarkStart w:id="119" w:name="ref-CaseBerg01"/>
     <w:p>
       <w:pPr>
         <w:pStyle w:val="Bibliography"/>
@@ -50516,7 +53505,7 @@
       <w:r>
         <w:t xml:space="preserve"> </w:t>
       </w:r>
-      <w:hyperlink r:id="rId110">
+      <w:hyperlink r:id="rId118">
         <w:r>
           <w:rPr>
             <w:rStyle w:val="Hyperlink"/>
@@ -50528,8 +53517,8 @@
         <w:t xml:space="preserve">.</w:t>
       </w:r>
     </w:p>
-    <w:bookmarkEnd w:id="111"/>
-    <w:bookmarkStart w:id="113" w:name="ref-james2021islr2e"/>
+    <w:bookmarkEnd w:id="119"/>
+    <w:bookmarkStart w:id="121" w:name="ref-james2021islr2e"/>
     <w:p>
       <w:pPr>
         <w:pStyle w:val="Bibliography"/>
@@ -50567,7 +53556,7 @@
       <w:r>
         <w:t xml:space="preserve"> </w:t>
       </w:r>
-      <w:hyperlink r:id="rId112">
+      <w:hyperlink r:id="rId120">
         <w:r>
           <w:rPr>
             <w:rStyle w:val="Hyperlink"/>
@@ -50579,9 +53568,9 @@
         <w:t xml:space="preserve">.</w:t>
       </w:r>
     </w:p>
-    <w:bookmarkEnd w:id="113"/>
-    <w:bookmarkEnd w:id="114"/>
-    <w:bookmarkEnd w:id="115"/>
+    <w:bookmarkEnd w:id="121"/>
+    <w:bookmarkEnd w:id="122"/>
+    <w:bookmarkEnd w:id="123"/>
     <w:sectPr>
       <w:footnotePr>
         <w:numRestart w:val="eachSect"/>
